--- a/LAPORAN-PERTEMUAN-6.docx
+++ b/LAPORAN-PERTEMUAN-6.docx
@@ -1,54 +1,122 @@
 
 <file path=word/document.xml><?xml version="1.0" encoding="utf-8"?>
-<w:document xmlns:wpc="http://schemas.microsoft.com/office/word/2010/wordprocessingCanvas" xmlns:mc="http://schemas.openxmlformats.org/markup-compatibility/2006" xmlns:o="urn:schemas-microsoft-com:office:office" xmlns:r="http://schemas.openxmlformats.org/officeDocument/2006/relationships" xmlns:m="http://schemas.openxmlformats.org/officeDocument/2006/math" xmlns:v="urn:schemas-microsoft-com:vml" xmlns:wp14="http://schemas.microsoft.com/office/word/2010/wordprocessingDrawing" xmlns:wp="http://schemas.openxmlformats.org/drawingml/2006/wordprocessingDrawing" xmlns:w10="urn:schemas-microsoft-com:office:word" xmlns:w="http://schemas.openxmlformats.org/wordprocessingml/2006/main" xmlns:w14="http://schemas.microsoft.com/office/word/2010/wordml" xmlns:w15="http://schemas.microsoft.com/office/word/2012/wordml" xmlns:wpg="http://schemas.microsoft.com/office/word/2010/wordprocessingGroup" xmlns:wpi="http://schemas.microsoft.com/office/word/2010/wordprocessingInk" xmlns:wne="http://schemas.microsoft.com/office/word/2006/wordml" xmlns:wps="http://schemas.microsoft.com/office/word/2010/wordprocessingShape" xmlns:cx="http://schemas.microsoft.com/office/drawing/2014/chartex" xmlns:cx1="http://schemas.microsoft.com/office/drawing/2015/9/8/chartex" xmlns:cx2="http://schemas.microsoft.com/office/drawing/2015/10/21/chartex" xmlns:cx3="http://schemas.microsoft.com/office/drawing/2016/5/9/chartex" xmlns:cx4="http://schemas.microsoft.com/office/drawing/2016/5/10/chartex" xmlns:cx5="http://schemas.microsoft.com/office/drawing/2016/5/11/chartex" xmlns:cx6="http://schemas.microsoft.com/office/drawing/2016/5/12/chartex" xmlns:cx7="http://schemas.microsoft.com/office/drawing/2016/5/13/chartex" xmlns:cx8="http://schemas.microsoft.com/office/drawing/2016/5/14/chartex" xmlns:aink="http://schemas.microsoft.com/office/drawing/2016/ink" xmlns:am3d="http://schemas.microsoft.com/office/drawing/2017/model3d" xmlns:w16cex="http://schemas.microsoft.com/office/word/2018/wordml/cex" xmlns:w16cid="http://schemas.microsoft.com/office/word/2016/wordml/cid" xmlns:w16="http://schemas.microsoft.com/office/word/2018/wordml" xmlns:w16sdtdh="http://schemas.microsoft.com/office/word/2020/wordml/sdtdatahash" xmlns:w16se="http://schemas.microsoft.com/office/word/2015/wordml/symex" mc:Ignorable="w14 w15 wp14">
+<w:document xmlns:wpc="http://schemas.microsoft.com/office/word/2010/wordprocessingCanvas" xmlns:cx="http://schemas.microsoft.com/office/drawing/2014/chartex" xmlns:cx1="http://schemas.microsoft.com/office/drawing/2015/9/8/chartex" xmlns:cx2="http://schemas.microsoft.com/office/drawing/2015/10/21/chartex" xmlns:cx3="http://schemas.microsoft.com/office/drawing/2016/5/9/chartex" xmlns:cx4="http://schemas.microsoft.com/office/drawing/2016/5/10/chartex" xmlns:cx5="http://schemas.microsoft.com/office/drawing/2016/5/11/chartex" xmlns:cx6="http://schemas.microsoft.com/office/drawing/2016/5/12/chartex" xmlns:cx7="http://schemas.microsoft.com/office/drawing/2016/5/13/chartex" xmlns:cx8="http://schemas.microsoft.com/office/drawing/2016/5/14/chartex" xmlns:mc="http://schemas.openxmlformats.org/markup-compatibility/2006" xmlns:aink="http://schemas.microsoft.com/office/drawing/2016/ink" xmlns:am3d="http://schemas.microsoft.com/office/drawing/2017/model3d" xmlns:o="urn:schemas-microsoft-com:office:office" xmlns:oel="http://schemas.microsoft.com/office/2019/extlst" xmlns:r="http://schemas.openxmlformats.org/officeDocument/2006/relationships" xmlns:m="http://schemas.openxmlformats.org/officeDocument/2006/math" xmlns:v="urn:schemas-microsoft-com:vml" xmlns:wp14="http://schemas.microsoft.com/office/word/2010/wordprocessingDrawing" xmlns:wp="http://schemas.openxmlformats.org/drawingml/2006/wordprocessingDrawing" xmlns:w10="urn:schemas-microsoft-com:office:word" xmlns:w="http://schemas.openxmlformats.org/wordprocessingml/2006/main" xmlns:w14="http://schemas.microsoft.com/office/word/2010/wordml" xmlns:w15="http://schemas.microsoft.com/office/word/2012/wordml" xmlns:w16cex="http://schemas.microsoft.com/office/word/2018/wordml/cex" xmlns:w16cid="http://schemas.microsoft.com/office/word/2016/wordml/cid" xmlns:w16="http://schemas.microsoft.com/office/word/2018/wordml" xmlns:w16du="http://schemas.microsoft.com/office/word/2023/wordml/word16du" xmlns:w16sdtdh="http://schemas.microsoft.com/office/word/2020/wordml/sdtdatahash" xmlns:w16sdtfl="http://schemas.microsoft.com/office/word/2024/wordml/sdtformatlock" xmlns:w16se="http://schemas.microsoft.com/office/word/2015/wordml/symex" xmlns:wpg="http://schemas.microsoft.com/office/word/2010/wordprocessingGroup" xmlns:wpi="http://schemas.microsoft.com/office/word/2010/wordprocessingInk" xmlns:wne="http://schemas.microsoft.com/office/word/2006/wordml" xmlns:wps="http://schemas.microsoft.com/office/word/2010/wordprocessingShape" mc:Ignorable="w14 w15 w16se w16cid w16 w16cex w16sdtdh w16sdtfl w16du wp14">
   <w:body>
     <w:p>
       <w:pPr>
         <w:pStyle w:val="Title"/>
-      </w:pPr>
-      <w:r>
-        <w:t xml:space="preserve">Laporan Praktikum Pertemuan 6</w:t>
+        <w:rPr>
+          <w:color w:val="000000" w:themeColor="text1"/>
+        </w:rPr>
+      </w:pPr>
+      <w:r>
+        <w:rPr>
+          <w:color w:val="000000" w:themeColor="text1"/>
+        </w:rPr>
+        <w:t>Laporan Praktikum Pertemuan 6</w:t>
       </w:r>
     </w:p>
     <w:p>
       <w:pPr>
         <w:pStyle w:val="Heading1"/>
-      </w:pPr>
-      <w:r>
-        <w:t xml:space="preserve">Lokasi, Permission, dan Penyimpanan Favorit</w:t>
-      </w:r>
-    </w:p>
-    <w:p>
-      <w:r>
-        <w:t xml:space="preserve">Nama proyek: Jelajah Aman</w:t>
-      </w:r>
-    </w:p>
-    <w:p>
-      <w:r>
-        <w:t xml:space="preserve">Platform pengujian: Expo Web</w:t>
-      </w:r>
-    </w:p>
-    <w:p>
-      <w:r>
-        <w:t xml:space="preserve">Tanggal pengujian: 11 Oktober 2026</w:t>
-      </w:r>
-    </w:p>
-    <w:p>
-      <w:r>
-        <w:t xml:space="preserve">Commit implementasi: 56de3c6</w:t>
-      </w:r>
+        <w:rPr>
+          <w:color w:val="000000" w:themeColor="text1"/>
+        </w:rPr>
+      </w:pPr>
+      <w:r>
+        <w:rPr>
+          <w:color w:val="000000" w:themeColor="text1"/>
+        </w:rPr>
+        <w:t>Lokasi, Permission, dan Penyimpanan Favorit</w:t>
+      </w:r>
+    </w:p>
+    <w:p>
+      <w:r>
+        <w:t>Nama: Ahmad Turmudi</w:t>
+      </w:r>
+    </w:p>
+    <w:p>
+      <w:r>
+        <w:t>NIM: 60324069</w:t>
+      </w:r>
+    </w:p>
+    <w:p>
+      <w:pPr>
+        <w:rPr>
+          <w:color w:val="000000" w:themeColor="text1"/>
+        </w:rPr>
+      </w:pPr>
+      <w:r>
+        <w:rPr>
+          <w:color w:val="000000" w:themeColor="text1"/>
+        </w:rPr>
+        <w:t>Nama proyek: Jelajah Aman</w:t>
+      </w:r>
+      <w:r>
+        <w:rPr>
+          <w:color w:val="000000" w:themeColor="text1"/>
+        </w:rPr>
+        <w:t xml:space="preserve"> </w:t>
+      </w:r>
+    </w:p>
+    <w:p>
+      <w:pPr>
+        <w:rPr>
+          <w:color w:val="000000" w:themeColor="text1"/>
+        </w:rPr>
+      </w:pPr>
+      <w:r>
+        <w:rPr>
+          <w:color w:val="000000" w:themeColor="text1"/>
+        </w:rPr>
+        <w:t>Platform pengujian: Expo Web</w:t>
+      </w:r>
+    </w:p>
+    <w:p>
+      <w:pPr>
+        <w:rPr>
+          <w:color w:val="000000" w:themeColor="text1"/>
+        </w:rPr>
+      </w:pPr>
+      <w:r>
+        <w:rPr>
+          <w:color w:val="000000" w:themeColor="text1"/>
+        </w:rPr>
+        <w:t>Tanggal pengujian: 11 Oktober 2026</w:t>
+      </w:r>
+    </w:p>
+    <w:p>
+      <w:pPr>
+        <w:rPr>
+          <w:color w:val="000000" w:themeColor="text1"/>
+        </w:rPr>
+      </w:pPr>
     </w:p>
     <w:p>
       <w:pPr>
         <w:pStyle w:val="Heading1"/>
-      </w:pPr>
-      <w:r>
-        <w:t xml:space="preserve">1. Tujuan</w:t>
-      </w:r>
-    </w:p>
-    <w:p>
-      <w:r>
-        <w:t xml:space="preserve">Praktikum ini bertujuan untuk:</w:t>
+        <w:rPr>
+          <w:color w:val="000000" w:themeColor="text1"/>
+        </w:rPr>
+      </w:pPr>
+      <w:r>
+        <w:rPr>
+          <w:color w:val="000000" w:themeColor="text1"/>
+        </w:rPr>
+        <w:t>1. Tujuan</w:t>
+      </w:r>
+    </w:p>
+    <w:p>
+      <w:pPr>
+        <w:rPr>
+          <w:color w:val="000000" w:themeColor="text1"/>
+        </w:rPr>
+      </w:pPr>
+      <w:r>
+        <w:rPr>
+          <w:color w:val="000000" w:themeColor="text1"/>
+        </w:rPr>
+        <w:t>Praktikum ini bertujuan untuk:</w:t>
       </w:r>
     </w:p>
     <w:p>
@@ -58,9 +126,15 @@
           <w:ilvl w:val="0"/>
           <w:numId w:val="1"/>
         </w:numPr>
-      </w:pPr>
-      <w:r>
-        <w:t xml:space="preserve">Meminta permission lokasi dengan prinsip foreground-only.</w:t>
+        <w:rPr>
+          <w:color w:val="000000" w:themeColor="text1"/>
+        </w:rPr>
+      </w:pPr>
+      <w:r>
+        <w:rPr>
+          <w:color w:val="000000" w:themeColor="text1"/>
+        </w:rPr>
+        <w:t>Meminta permission lokasi dengan prinsip foreground-only.</w:t>
       </w:r>
     </w:p>
     <w:p>
@@ -70,9 +144,15 @@
           <w:ilvl w:val="0"/>
           <w:numId w:val="1"/>
         </w:numPr>
-      </w:pPr>
-      <w:r>
-        <w:t xml:space="preserve">Mengambil koordinat lokasi perangkat.</w:t>
+        <w:rPr>
+          <w:color w:val="000000" w:themeColor="text1"/>
+        </w:rPr>
+      </w:pPr>
+      <w:r>
+        <w:rPr>
+          <w:color w:val="000000" w:themeColor="text1"/>
+        </w:rPr>
+        <w:t>Mengambil koordinat lokasi perangkat.</w:t>
       </w:r>
     </w:p>
     <w:p>
@@ -82,9 +162,15 @@
           <w:ilvl w:val="0"/>
           <w:numId w:val="1"/>
         </w:numPr>
-      </w:pPr>
-      <w:r>
-        <w:t xml:space="preserve">Menyediakan fallback pencarian manual ketika lokasi ditolak atau tidak tersedia.</w:t>
+        <w:rPr>
+          <w:color w:val="000000" w:themeColor="text1"/>
+        </w:rPr>
+      </w:pPr>
+      <w:r>
+        <w:rPr>
+          <w:color w:val="000000" w:themeColor="text1"/>
+        </w:rPr>
+        <w:t>Menyediakan fallback pencarian manual ketika lokasi ditolak atau tidak tersedia.</w:t>
       </w:r>
     </w:p>
     <w:p>
@@ -94,9 +180,15 @@
           <w:ilvl w:val="0"/>
           <w:numId w:val="1"/>
         </w:numPr>
-      </w:pPr>
-      <w:r>
-        <w:t xml:space="preserve">Menyimpan kota favorit secara persisten menggunakan AsyncStorage.</w:t>
+        <w:rPr>
+          <w:color w:val="000000" w:themeColor="text1"/>
+        </w:rPr>
+      </w:pPr>
+      <w:r>
+        <w:rPr>
+          <w:color w:val="000000" w:themeColor="text1"/>
+        </w:rPr>
+        <w:t>Menyimpan kota favorit secara persisten menggunakan AsyncStorage.</w:t>
       </w:r>
     </w:p>
     <w:p>
@@ -106,30 +198,56 @@
           <w:ilvl w:val="0"/>
           <w:numId w:val="1"/>
         </w:numPr>
-      </w:pPr>
-      <w:r>
-        <w:t xml:space="preserve">Menampilkan, menghitung, mencegah duplikasi, dan menghapus kota favorit.</w:t>
+        <w:rPr>
+          <w:color w:val="000000" w:themeColor="text1"/>
+        </w:rPr>
+      </w:pPr>
+      <w:r>
+        <w:rPr>
+          <w:color w:val="000000" w:themeColor="text1"/>
+        </w:rPr>
+        <w:t>Menampilkan, menghitung, mencegah duplikasi, dan menghapus kota favorit.</w:t>
       </w:r>
     </w:p>
     <w:p>
       <w:pPr>
         <w:pStyle w:val="Heading1"/>
-      </w:pPr>
-      <w:r>
-        <w:t xml:space="preserve">2. Implementasi</w:t>
+        <w:rPr>
+          <w:color w:val="000000" w:themeColor="text1"/>
+        </w:rPr>
+      </w:pPr>
+      <w:r>
+        <w:rPr>
+          <w:color w:val="000000" w:themeColor="text1"/>
+        </w:rPr>
+        <w:t>2. Implementasi</w:t>
       </w:r>
     </w:p>
     <w:p>
       <w:pPr>
         <w:pStyle w:val="Heading2"/>
-      </w:pPr>
-      <w:r>
-        <w:t xml:space="preserve">2.1 Permission dan lokasi</w:t>
-      </w:r>
-    </w:p>
-    <w:p>
-      <w:r>
-        <w:t xml:space="preserve">Implementasi berada di src/services/locationService.ts.</w:t>
+        <w:rPr>
+          <w:color w:val="000000" w:themeColor="text1"/>
+        </w:rPr>
+      </w:pPr>
+      <w:r>
+        <w:rPr>
+          <w:color w:val="000000" w:themeColor="text1"/>
+        </w:rPr>
+        <w:t>2.1 Permission dan lokasi</w:t>
+      </w:r>
+    </w:p>
+    <w:p>
+      <w:pPr>
+        <w:rPr>
+          <w:color w:val="000000" w:themeColor="text1"/>
+        </w:rPr>
+      </w:pPr>
+      <w:r>
+        <w:rPr>
+          <w:color w:val="000000" w:themeColor="text1"/>
+        </w:rPr>
+        <w:t>Implementasi berada di src/services/locationService.ts.</w:t>
       </w:r>
     </w:p>
     <w:p>
@@ -139,9 +257,15 @@
           <w:ilvl w:val="0"/>
           <w:numId w:val="1"/>
         </w:numPr>
-      </w:pPr>
-      <w:r>
-        <w:t xml:space="preserve">hasServicesEnabledAsync() digunakan untuk membedakan layanan lokasi tidak tersedia.</w:t>
+        <w:rPr>
+          <w:color w:val="000000" w:themeColor="text1"/>
+        </w:rPr>
+      </w:pPr>
+      <w:r>
+        <w:rPr>
+          <w:color w:val="000000" w:themeColor="text1"/>
+        </w:rPr>
+        <w:t>hasServicesEnabledAsync() digunakan untuk membedakan layanan lokasi tidak tersedia.</w:t>
       </w:r>
     </w:p>
     <w:p>
@@ -151,9 +275,15 @@
           <w:ilvl w:val="0"/>
           <w:numId w:val="1"/>
         </w:numPr>
-      </w:pPr>
-      <w:r>
-        <w:t xml:space="preserve">requestForegroundPermissionsAsync() digunakan untuk izin When In Use.</w:t>
+        <w:rPr>
+          <w:color w:val="000000" w:themeColor="text1"/>
+        </w:rPr>
+      </w:pPr>
+      <w:r>
+        <w:rPr>
+          <w:color w:val="000000" w:themeColor="text1"/>
+        </w:rPr>
+        <w:t>requestForegroundPermissionsAsync() digunakan untuk izin When In Use.</w:t>
       </w:r>
     </w:p>
     <w:p>
@@ -163,9 +293,15 @@
           <w:ilvl w:val="0"/>
           <w:numId w:val="1"/>
         </w:numPr>
-      </w:pPr>
-      <w:r>
-        <w:t xml:space="preserve">Status yang ditangani: granted, denied, dan unavailable.</w:t>
+        <w:rPr>
+          <w:color w:val="000000" w:themeColor="text1"/>
+        </w:rPr>
+      </w:pPr>
+      <w:r>
+        <w:rPr>
+          <w:color w:val="000000" w:themeColor="text1"/>
+        </w:rPr>
+        <w:t>Status yang ditangani: granted, denied, dan unavailable.</w:t>
       </w:r>
     </w:p>
     <w:p>
@@ -175,27 +311,55 @@
           <w:ilvl w:val="0"/>
           <w:numId w:val="1"/>
         </w:numPr>
-      </w:pPr>
-      <w:r>
-        <w:t xml:space="preserve">Deskripsi permission: Jelajah Aman menggunakan lokasi Anda untuk menampilkan cuaca di kota terdekat.</w:t>
-      </w:r>
-    </w:p>
-    <w:p>
-      <w:r>
-        <w:t xml:space="preserve">Beranda pada src/app/(tabs)/index.tsx menampilkan pesan yang jelas dan tetap menyediakan pencarian kota manual.</w:t>
+        <w:rPr>
+          <w:color w:val="000000" w:themeColor="text1"/>
+        </w:rPr>
+      </w:pPr>
+      <w:r>
+        <w:rPr>
+          <w:color w:val="000000" w:themeColor="text1"/>
+        </w:rPr>
+        <w:t>Deskripsi permission: Jelajah Aman menggunakan lokasi Anda untuk menampilkan cuaca di kota terdekat.</w:t>
+      </w:r>
+    </w:p>
+    <w:p>
+      <w:pPr>
+        <w:rPr>
+          <w:color w:val="000000" w:themeColor="text1"/>
+        </w:rPr>
+      </w:pPr>
+      <w:r>
+        <w:rPr>
+          <w:color w:val="000000" w:themeColor="text1"/>
+        </w:rPr>
+        <w:t>Beranda pada src/app/(tabs)/index.tsx menampilkan pesan yang jelas dan tetap menyediakan pencarian kota manual.</w:t>
       </w:r>
     </w:p>
     <w:p>
       <w:pPr>
         <w:pStyle w:val="Heading2"/>
-      </w:pPr>
-      <w:r>
-        <w:t xml:space="preserve">2.2 Penyimpanan favorit</w:t>
-      </w:r>
-    </w:p>
-    <w:p>
-      <w:r>
-        <w:t xml:space="preserve">Implementasi berada di src/services/favoritStorage.ts.</w:t>
+        <w:rPr>
+          <w:color w:val="000000" w:themeColor="text1"/>
+        </w:rPr>
+      </w:pPr>
+      <w:r>
+        <w:rPr>
+          <w:color w:val="000000" w:themeColor="text1"/>
+        </w:rPr>
+        <w:t>2.2 Penyimpanan favorit</w:t>
+      </w:r>
+    </w:p>
+    <w:p>
+      <w:pPr>
+        <w:rPr>
+          <w:color w:val="000000" w:themeColor="text1"/>
+        </w:rPr>
+      </w:pPr>
+      <w:r>
+        <w:rPr>
+          <w:color w:val="000000" w:themeColor="text1"/>
+        </w:rPr>
+        <w:t>Implementasi berada di src/services/favoritStorage.ts.</w:t>
       </w:r>
     </w:p>
     <w:p>
@@ -205,9 +369,15 @@
           <w:ilvl w:val="0"/>
           <w:numId w:val="1"/>
         </w:numPr>
-      </w:pPr>
-      <w:r>
-        <w:t xml:space="preserve">ambilSemuaFavorit() membaca data dari AsyncStorage.</w:t>
+        <w:rPr>
+          <w:color w:val="000000" w:themeColor="text1"/>
+        </w:rPr>
+      </w:pPr>
+      <w:r>
+        <w:rPr>
+          <w:color w:val="000000" w:themeColor="text1"/>
+        </w:rPr>
+        <w:t>ambilSemuaFavorit() membaca data dari AsyncStorage.</w:t>
       </w:r>
     </w:p>
     <w:p>
@@ -217,9 +387,15 @@
           <w:ilvl w:val="0"/>
           <w:numId w:val="1"/>
         </w:numPr>
-      </w:pPr>
-      <w:r>
-        <w:t xml:space="preserve">tambahFavorit() menyimpan data kota dan mencegah duplikasi berdasarkan id.</w:t>
+        <w:rPr>
+          <w:color w:val="000000" w:themeColor="text1"/>
+        </w:rPr>
+      </w:pPr>
+      <w:r>
+        <w:rPr>
+          <w:color w:val="000000" w:themeColor="text1"/>
+        </w:rPr>
+        <w:t>tambahFavorit() menyimpan data kota dan mencegah duplikasi berdasarkan id.</w:t>
       </w:r>
     </w:p>
     <w:p>
@@ -229,9 +405,15 @@
           <w:ilvl w:val="0"/>
           <w:numId w:val="1"/>
         </w:numPr>
-      </w:pPr>
-      <w:r>
-        <w:t xml:space="preserve">hapusFavorit() menghapus kota berdasarkan id.</w:t>
+        <w:rPr>
+          <w:color w:val="000000" w:themeColor="text1"/>
+        </w:rPr>
+      </w:pPr>
+      <w:r>
+        <w:rPr>
+          <w:color w:val="000000" w:themeColor="text1"/>
+        </w:rPr>
+        <w:t>hapusFavorit() menghapus kota berdasarkan id.</w:t>
       </w:r>
     </w:p>
     <w:p>
@@ -241,86 +423,131 @@
           <w:ilvl w:val="0"/>
           <w:numId w:val="1"/>
         </w:numPr>
-      </w:pPr>
-      <w:r>
-        <w:t xml:space="preserve">Data disimpan sebagai JSON dengan key @jelajah_aman:favorit.</w:t>
-      </w:r>
-    </w:p>
-    <w:p>
-      <w:r>
-        <w:t xml:space="preserve">Tipe data KotaFavorit:</w:t>
-      </w:r>
-    </w:p>
-    <w:p>
-      <w:pPr>
-        <w:shd w:fill="F2F2F2" w:val="clear"/>
-        <w:spacing w:after="100" w:before="100"/>
-      </w:pPr>
-      <w:r>
-        <w:rPr>
-          <w:rFonts w:ascii="Consolas" w:cs="Consolas" w:eastAsia="Consolas" w:hAnsi="Consolas"/>
+        <w:rPr>
+          <w:color w:val="000000" w:themeColor="text1"/>
+        </w:rPr>
+      </w:pPr>
+      <w:r>
+        <w:rPr>
+          <w:color w:val="000000" w:themeColor="text1"/>
+        </w:rPr>
+        <w:t>Data disimpan sebagai JSON dengan key @jelajah_aman:favorit.</w:t>
+      </w:r>
+    </w:p>
+    <w:p>
+      <w:pPr>
+        <w:rPr>
+          <w:color w:val="000000" w:themeColor="text1"/>
+        </w:rPr>
+      </w:pPr>
+      <w:r>
+        <w:rPr>
+          <w:color w:val="000000" w:themeColor="text1"/>
+        </w:rPr>
+        <w:t>Tipe data KotaFavorit:</w:t>
+      </w:r>
+    </w:p>
+    <w:p>
+      <w:pPr>
+        <w:shd w:val="clear" w:color="auto" w:fill="F2F2F2"/>
+        <w:spacing w:before="100" w:after="100"/>
+        <w:rPr>
+          <w:color w:val="000000" w:themeColor="text1"/>
+        </w:rPr>
+      </w:pPr>
+      <w:r>
+        <w:rPr>
+          <w:rFonts w:eastAsia="Consolas"/>
+          <w:color w:val="000000" w:themeColor="text1"/>
           <w:sz w:val="18"/>
           <w:szCs w:val="18"/>
         </w:rPr>
-        <w:t xml:space="preserve">interface KotaFavorit {
-  id: number;
-  nama: string;
-  latitude: number;
-  longitude: number;
-}</w:t>
+        <w:t>interface KotaFavorit {   id: number;   nama: string;   latitude: number;   longitude: number; }</w:t>
       </w:r>
     </w:p>
     <w:p>
       <w:pPr>
         <w:pStyle w:val="Heading2"/>
-      </w:pPr>
-      <w:r>
-        <w:t xml:space="preserve">2.3 Alur tambah favorit</w:t>
-      </w:r>
-    </w:p>
-    <w:p>
-      <w:r>
-        <w:t xml:space="preserve">Alur Beranda mengirim parameter string melalui Expo Router ke modal:</w:t>
-      </w:r>
-    </w:p>
-    <w:p>
-      <w:pPr>
-        <w:shd w:fill="F2F2F2" w:val="clear"/>
-        <w:spacing w:after="100" w:before="100"/>
-      </w:pPr>
-      <w:r>
-        <w:rPr>
-          <w:rFonts w:ascii="Consolas" w:cs="Consolas" w:eastAsia="Consolas" w:hAnsi="Consolas"/>
+        <w:rPr>
+          <w:color w:val="000000" w:themeColor="text1"/>
+        </w:rPr>
+      </w:pPr>
+      <w:r>
+        <w:rPr>
+          <w:color w:val="000000" w:themeColor="text1"/>
+        </w:rPr>
+        <w:t>2.3 Alur tambah favorit</w:t>
+      </w:r>
+    </w:p>
+    <w:p>
+      <w:pPr>
+        <w:rPr>
+          <w:color w:val="000000" w:themeColor="text1"/>
+        </w:rPr>
+      </w:pPr>
+      <w:r>
+        <w:rPr>
+          <w:color w:val="000000" w:themeColor="text1"/>
+        </w:rPr>
+        <w:t>Alur Beranda mengirim parameter string melalui Expo Router ke modal:</w:t>
+      </w:r>
+    </w:p>
+    <w:p>
+      <w:pPr>
+        <w:shd w:val="clear" w:color="auto" w:fill="F2F2F2"/>
+        <w:spacing w:before="100" w:after="100"/>
+        <w:rPr>
+          <w:color w:val="000000" w:themeColor="text1"/>
+        </w:rPr>
+      </w:pPr>
+      <w:r>
+        <w:rPr>
+          <w:rFonts w:eastAsia="Consolas"/>
+          <w:color w:val="000000" w:themeColor="text1"/>
           <w:sz w:val="18"/>
           <w:szCs w:val="18"/>
         </w:rPr>
-        <w:t xml:space="preserve">router.push({
-  pathname: "/tambah-favorit",
-  params: {
-    id: String(kotaTerpilih.id),
-    nama: kotaTerpilih.name,
-    lat: String(kotaTerpilih.latitude),
-    lon: String(kotaTerpilih.longitude),
-  },
-});</w:t>
-      </w:r>
-    </w:p>
-    <w:p>
-      <w:r>
-        <w:t xml:space="preserve">Modal mengubah parameter kembali menjadi angka, memvalidasi data, menyimpan ke AsyncStorage, dan kembali ke halaman sebelumnya.</w:t>
+        <w:t>router.push({   pathname: "/tambah-favorit",   params: {     id: String(kotaTerpilih.id),     nama: kotaTerpilih.name,     lat: String(kotaTerpilih.latitude),     lon: String(kotaTerpilih.longitude),   }, });</w:t>
+      </w:r>
+    </w:p>
+    <w:p>
+      <w:pPr>
+        <w:rPr>
+          <w:color w:val="000000" w:themeColor="text1"/>
+        </w:rPr>
+      </w:pPr>
+      <w:r>
+        <w:rPr>
+          <w:color w:val="000000" w:themeColor="text1"/>
+        </w:rPr>
+        <w:t>Modal mengubah parameter kembali menjadi angka, memvalidasi data, menyimpan ke AsyncStorage, dan kembali ke halaman sebelumnya.</w:t>
       </w:r>
     </w:p>
     <w:p>
       <w:pPr>
         <w:pStyle w:val="Heading2"/>
-      </w:pPr>
-      <w:r>
-        <w:t xml:space="preserve">2.4 Riwayat dan penghapusan</w:t>
-      </w:r>
-    </w:p>
-    <w:p>
-      <w:r>
-        <w:t xml:space="preserve">Implementasi berada di src/app/(tabs)/riwayat.tsx.</w:t>
+        <w:rPr>
+          <w:color w:val="000000" w:themeColor="text1"/>
+        </w:rPr>
+      </w:pPr>
+      <w:r>
+        <w:rPr>
+          <w:color w:val="000000" w:themeColor="text1"/>
+        </w:rPr>
+        <w:t>2.4 Riwayat dan penghapusan</w:t>
+      </w:r>
+    </w:p>
+    <w:p>
+      <w:pPr>
+        <w:rPr>
+          <w:color w:val="000000" w:themeColor="text1"/>
+        </w:rPr>
+      </w:pPr>
+      <w:r>
+        <w:rPr>
+          <w:color w:val="000000" w:themeColor="text1"/>
+        </w:rPr>
+        <w:t>Implementasi berada di src/app/(tabs)/riwayat.tsx.</w:t>
       </w:r>
     </w:p>
     <w:p>
@@ -330,9 +557,15 @@
           <w:ilvl w:val="0"/>
           <w:numId w:val="1"/>
         </w:numPr>
-      </w:pPr>
-      <w:r>
-        <w:t xml:space="preserve">useFocusEffect memuat ulang data setiap tab Riwayat aktif.</w:t>
+        <w:rPr>
+          <w:color w:val="000000" w:themeColor="text1"/>
+        </w:rPr>
+      </w:pPr>
+      <w:r>
+        <w:rPr>
+          <w:color w:val="000000" w:themeColor="text1"/>
+        </w:rPr>
+        <w:t>useFocusEffect memuat ulang data setiap tab Riwayat aktif.</w:t>
       </w:r>
     </w:p>
     <w:p>
@@ -342,9 +575,15 @@
           <w:ilvl w:val="0"/>
           <w:numId w:val="1"/>
         </w:numPr>
-      </w:pPr>
-      <w:r>
-        <w:t xml:space="preserve">Jumlah favorit ditampilkan sebagai Tersimpan X kota.</w:t>
+        <w:rPr>
+          <w:color w:val="000000" w:themeColor="text1"/>
+        </w:rPr>
+      </w:pPr>
+      <w:r>
+        <w:rPr>
+          <w:color w:val="000000" w:themeColor="text1"/>
+        </w:rPr>
+        <w:t>Jumlah favorit ditampilkan sebagai Tersimpan X kota.</w:t>
       </w:r>
     </w:p>
     <w:p>
@@ -354,9 +593,15 @@
           <w:ilvl w:val="0"/>
           <w:numId w:val="1"/>
         </w:numPr>
-      </w:pPr>
-      <w:r>
-        <w:t xml:space="preserve">Tombol Hapus menghapus data dari AsyncStorage dan langsung memperbarui tampilan.</w:t>
+        <w:rPr>
+          <w:color w:val="000000" w:themeColor="text1"/>
+        </w:rPr>
+      </w:pPr>
+      <w:r>
+        <w:rPr>
+          <w:color w:val="000000" w:themeColor="text1"/>
+        </w:rPr>
+        <w:t>Tombol Hapus menghapus data dari AsyncStorage dan langsung memperbarui tampilan.</w:t>
       </w:r>
     </w:p>
     <w:p>
@@ -366,9 +611,15 @@
           <w:ilvl w:val="0"/>
           <w:numId w:val="1"/>
         </w:numPr>
-      </w:pPr>
-      <w:r>
-        <w:t xml:space="preserve">Native menggunakan Alert.alert dengan tombol Batal dan Hapus.</w:t>
+        <w:rPr>
+          <w:color w:val="000000" w:themeColor="text1"/>
+        </w:rPr>
+      </w:pPr>
+      <w:r>
+        <w:rPr>
+          <w:color w:val="000000" w:themeColor="text1"/>
+        </w:rPr>
+        <w:t>Native menggunakan Alert.alert dengan tombol Batal dan Hapus.</w:t>
       </w:r>
     </w:p>
     <w:p>
@@ -378,557 +629,886 @@
           <w:ilvl w:val="0"/>
           <w:numId w:val="1"/>
         </w:numPr>
-      </w:pPr>
-      <w:r>
-        <w:t xml:space="preserve">Web menggunakan confirm() karena perilaku Alert.alert tidak sama pada React Native Web.</w:t>
+        <w:rPr>
+          <w:color w:val="000000" w:themeColor="text1"/>
+        </w:rPr>
+      </w:pPr>
+      <w:r>
+        <w:rPr>
+          <w:color w:val="000000" w:themeColor="text1"/>
+        </w:rPr>
+        <w:t>Web menggunakan confirm() karena perilaku Alert.alert tidak sama pada React Native Web.</w:t>
       </w:r>
     </w:p>
     <w:p>
       <w:pPr>
         <w:pStyle w:val="Heading1"/>
-      </w:pPr>
-      <w:r>
-        <w:t xml:space="preserve">3. Hasil pengujian</w:t>
+        <w:rPr>
+          <w:color w:val="000000" w:themeColor="text1"/>
+        </w:rPr>
+      </w:pPr>
+      <w:r>
+        <w:rPr>
+          <w:color w:val="000000" w:themeColor="text1"/>
+        </w:rPr>
+        <w:t>3. Hasil pengujian</w:t>
       </w:r>
     </w:p>
     <w:tbl>
       <w:tblPr>
-        <w:tblW w:type="pct" w:w="5000"/>
+        <w:tblW w:w="5000" w:type="pct"/>
         <w:tblBorders>
-          <w:top w:val="single" w:color="auto" w:sz="4"/>
-          <w:left w:val="single" w:color="auto" w:sz="4"/>
-          <w:bottom w:val="single" w:color="auto" w:sz="4"/>
-          <w:right w:val="single" w:color="auto" w:sz="4"/>
-          <w:insideH w:val="single" w:color="auto" w:sz="4"/>
-          <w:insideV w:val="single" w:color="auto" w:sz="4"/>
+          <w:top w:val="single" w:sz="4" w:space="0" w:color="auto"/>
+          <w:left w:val="single" w:sz="4" w:space="0" w:color="auto"/>
+          <w:bottom w:val="single" w:sz="4" w:space="0" w:color="auto"/>
+          <w:right w:val="single" w:sz="4" w:space="0" w:color="auto"/>
+          <w:insideH w:val="single" w:sz="4" w:space="0" w:color="auto"/>
+          <w:insideV w:val="single" w:sz="4" w:space="0" w:color="auto"/>
         </w:tblBorders>
+        <w:tblLook w:val="04A0" w:firstRow="1" w:lastRow="0" w:firstColumn="1" w:lastColumn="0" w:noHBand="0" w:noVBand="1"/>
       </w:tblPr>
       <w:tblGrid>
-        <w:gridCol w:w="3009"/>
-        <w:gridCol w:w="3009"/>
-        <w:gridCol w:w="3009"/>
+        <w:gridCol w:w="511"/>
+        <w:gridCol w:w="3865"/>
+        <w:gridCol w:w="4640"/>
       </w:tblGrid>
       <w:tr>
         <w:tc>
-          <w:p>
-            <w:r>
-              <w:rPr>
-                <w:b/>
-                <w:bCs/>
-              </w:rPr>
-              <w:t xml:space="preserve">No.</w:t>
-            </w:r>
-          </w:p>
-        </w:tc>
-        <w:tc>
-          <w:p>
-            <w:r>
-              <w:rPr>
-                <w:b/>
-                <w:bCs/>
-              </w:rPr>
-              <w:t xml:space="preserve">Skenario</w:t>
-            </w:r>
-          </w:p>
-        </w:tc>
-        <w:tc>
-          <w:p>
-            <w:r>
-              <w:rPr>
-                <w:b/>
-                <w:bCs/>
-              </w:rPr>
-              <w:t xml:space="preserve">Hasil</w:t>
+          <w:tcPr>
+            <w:tcW w:w="0" w:type="auto"/>
+          </w:tcPr>
+          <w:p>
+            <w:pPr>
+              <w:rPr>
+                <w:color w:val="000000" w:themeColor="text1"/>
+              </w:rPr>
+            </w:pPr>
+            <w:r>
+              <w:rPr>
+                <w:color w:val="000000" w:themeColor="text1"/>
+              </w:rPr>
+              <w:t>No.</w:t>
+            </w:r>
+          </w:p>
+        </w:tc>
+        <w:tc>
+          <w:tcPr>
+            <w:tcW w:w="0" w:type="auto"/>
+          </w:tcPr>
+          <w:p>
+            <w:pPr>
+              <w:rPr>
+                <w:color w:val="000000" w:themeColor="text1"/>
+              </w:rPr>
+            </w:pPr>
+            <w:r>
+              <w:rPr>
+                <w:color w:val="000000" w:themeColor="text1"/>
+              </w:rPr>
+              <w:t>Skenario</w:t>
+            </w:r>
+          </w:p>
+        </w:tc>
+        <w:tc>
+          <w:tcPr>
+            <w:tcW w:w="0" w:type="auto"/>
+          </w:tcPr>
+          <w:p>
+            <w:pPr>
+              <w:rPr>
+                <w:color w:val="000000" w:themeColor="text1"/>
+              </w:rPr>
+            </w:pPr>
+            <w:r>
+              <w:rPr>
+                <w:color w:val="000000" w:themeColor="text1"/>
+              </w:rPr>
+              <w:t>Hasil</w:t>
             </w:r>
           </w:p>
         </w:tc>
       </w:tr>
       <w:tr>
         <w:tc>
-          <w:p>
-            <w:r>
-              <w:rPr>
-                <w:b w:val="false"/>
-                <w:bCs w:val="false"/>
-              </w:rPr>
-              <w:t xml:space="preserve">1</w:t>
-            </w:r>
-          </w:p>
-        </w:tc>
-        <w:tc>
-          <w:p>
-            <w:r>
-              <w:rPr>
-                <w:b w:val="false"/>
-                <w:bCs w:val="false"/>
-              </w:rPr>
-              <w:t xml:space="preserve">Beranda dapat dibuka</w:t>
-            </w:r>
-          </w:p>
-        </w:tc>
-        <w:tc>
-          <w:p>
-            <w:r>
-              <w:rPr>
-                <w:b w:val="false"/>
-                <w:bCs w:val="false"/>
-              </w:rPr>
-              <w:t xml:space="preserve">Berhasil</w:t>
+          <w:tcPr>
+            <w:tcW w:w="0" w:type="auto"/>
+          </w:tcPr>
+          <w:p>
+            <w:pPr>
+              <w:rPr>
+                <w:color w:val="000000" w:themeColor="text1"/>
+              </w:rPr>
+            </w:pPr>
+            <w:r>
+              <w:rPr>
+                <w:color w:val="000000" w:themeColor="text1"/>
+              </w:rPr>
+              <w:t>1</w:t>
+            </w:r>
+          </w:p>
+        </w:tc>
+        <w:tc>
+          <w:tcPr>
+            <w:tcW w:w="0" w:type="auto"/>
+          </w:tcPr>
+          <w:p>
+            <w:pPr>
+              <w:rPr>
+                <w:color w:val="000000" w:themeColor="text1"/>
+              </w:rPr>
+            </w:pPr>
+            <w:r>
+              <w:rPr>
+                <w:color w:val="000000" w:themeColor="text1"/>
+              </w:rPr>
+              <w:t>Beranda dapat dibuka</w:t>
+            </w:r>
+          </w:p>
+        </w:tc>
+        <w:tc>
+          <w:tcPr>
+            <w:tcW w:w="0" w:type="auto"/>
+          </w:tcPr>
+          <w:p>
+            <w:pPr>
+              <w:rPr>
+                <w:color w:val="000000" w:themeColor="text1"/>
+              </w:rPr>
+            </w:pPr>
+            <w:r>
+              <w:rPr>
+                <w:color w:val="000000" w:themeColor="text1"/>
+              </w:rPr>
+              <w:t>Berhasil</w:t>
             </w:r>
           </w:p>
         </w:tc>
       </w:tr>
       <w:tr>
         <w:tc>
-          <w:p>
-            <w:r>
-              <w:rPr>
-                <w:b w:val="false"/>
-                <w:bCs w:val="false"/>
-              </w:rPr>
-              <w:t xml:space="preserve">2</w:t>
-            </w:r>
-          </w:p>
-        </w:tc>
-        <w:tc>
-          <w:p>
-            <w:r>
-              <w:rPr>
-                <w:b w:val="false"/>
-                <w:bCs w:val="false"/>
-              </w:rPr>
-              <w:t xml:space="preserve">Pencarian kota manual</w:t>
-            </w:r>
-          </w:p>
-        </w:tc>
-        <w:tc>
-          <w:p>
-            <w:r>
-              <w:rPr>
-                <w:b w:val="false"/>
-                <w:bCs w:val="false"/>
-              </w:rPr>
-              <w:t xml:space="preserve">Berhasil</w:t>
+          <w:tcPr>
+            <w:tcW w:w="0" w:type="auto"/>
+          </w:tcPr>
+          <w:p>
+            <w:pPr>
+              <w:rPr>
+                <w:color w:val="000000" w:themeColor="text1"/>
+              </w:rPr>
+            </w:pPr>
+            <w:r>
+              <w:rPr>
+                <w:color w:val="000000" w:themeColor="text1"/>
+              </w:rPr>
+              <w:t>2</w:t>
+            </w:r>
+          </w:p>
+        </w:tc>
+        <w:tc>
+          <w:tcPr>
+            <w:tcW w:w="0" w:type="auto"/>
+          </w:tcPr>
+          <w:p>
+            <w:pPr>
+              <w:rPr>
+                <w:color w:val="000000" w:themeColor="text1"/>
+              </w:rPr>
+            </w:pPr>
+            <w:r>
+              <w:rPr>
+                <w:color w:val="000000" w:themeColor="text1"/>
+              </w:rPr>
+              <w:t>Pencarian kota manual</w:t>
+            </w:r>
+          </w:p>
+        </w:tc>
+        <w:tc>
+          <w:tcPr>
+            <w:tcW w:w="0" w:type="auto"/>
+          </w:tcPr>
+          <w:p>
+            <w:pPr>
+              <w:rPr>
+                <w:color w:val="000000" w:themeColor="text1"/>
+              </w:rPr>
+            </w:pPr>
+            <w:r>
+              <w:rPr>
+                <w:color w:val="000000" w:themeColor="text1"/>
+              </w:rPr>
+              <w:t>Berhasil</w:t>
             </w:r>
           </w:p>
         </w:tc>
       </w:tr>
       <w:tr>
         <w:tc>
-          <w:p>
-            <w:r>
-              <w:rPr>
-                <w:b w:val="false"/>
-                <w:bCs w:val="false"/>
-              </w:rPr>
-              <w:t xml:space="preserve">3</w:t>
-            </w:r>
-          </w:p>
-        </w:tc>
-        <w:tc>
-          <w:p>
-            <w:r>
-              <w:rPr>
-                <w:b w:val="false"/>
-                <w:bCs w:val="false"/>
-              </w:rPr>
-              <w:t xml:space="preserve">Data cuaca dan AQI tampil setelah memilih kota</w:t>
-            </w:r>
-          </w:p>
-        </w:tc>
-        <w:tc>
-          <w:p>
-            <w:r>
-              <w:rPr>
-                <w:b w:val="false"/>
-                <w:bCs w:val="false"/>
-              </w:rPr>
-              <w:t xml:space="preserve">Berhasil</w:t>
+          <w:tcPr>
+            <w:tcW w:w="0" w:type="auto"/>
+          </w:tcPr>
+          <w:p>
+            <w:pPr>
+              <w:rPr>
+                <w:color w:val="000000" w:themeColor="text1"/>
+              </w:rPr>
+            </w:pPr>
+            <w:r>
+              <w:rPr>
+                <w:color w:val="000000" w:themeColor="text1"/>
+              </w:rPr>
+              <w:t>3</w:t>
+            </w:r>
+          </w:p>
+        </w:tc>
+        <w:tc>
+          <w:tcPr>
+            <w:tcW w:w="0" w:type="auto"/>
+          </w:tcPr>
+          <w:p>
+            <w:pPr>
+              <w:rPr>
+                <w:color w:val="000000" w:themeColor="text1"/>
+              </w:rPr>
+            </w:pPr>
+            <w:r>
+              <w:rPr>
+                <w:color w:val="000000" w:themeColor="text1"/>
+              </w:rPr>
+              <w:t>Data cuaca dan AQI tampil setelah memilih kota</w:t>
+            </w:r>
+          </w:p>
+        </w:tc>
+        <w:tc>
+          <w:tcPr>
+            <w:tcW w:w="0" w:type="auto"/>
+          </w:tcPr>
+          <w:p>
+            <w:pPr>
+              <w:rPr>
+                <w:color w:val="000000" w:themeColor="text1"/>
+              </w:rPr>
+            </w:pPr>
+            <w:r>
+              <w:rPr>
+                <w:color w:val="000000" w:themeColor="text1"/>
+              </w:rPr>
+              <w:t>Berhasil</w:t>
             </w:r>
           </w:p>
         </w:tc>
       </w:tr>
       <w:tr>
         <w:tc>
-          <w:p>
-            <w:r>
-              <w:rPr>
-                <w:b w:val="false"/>
-                <w:bCs w:val="false"/>
-              </w:rPr>
-              <w:t xml:space="preserve">4</w:t>
-            </w:r>
-          </w:p>
-        </w:tc>
-        <w:tc>
-          <w:p>
-            <w:r>
-              <w:rPr>
-                <w:b w:val="false"/>
-                <w:bCs w:val="false"/>
-              </w:rPr>
-              <w:t xml:space="preserve">Atribusi Open-Meteo tampil</w:t>
-            </w:r>
-          </w:p>
-        </w:tc>
-        <w:tc>
-          <w:p>
-            <w:r>
-              <w:rPr>
-                <w:b w:val="false"/>
-                <w:bCs w:val="false"/>
-              </w:rPr>
-              <w:t xml:space="preserve">Berhasil</w:t>
+          <w:tcPr>
+            <w:tcW w:w="0" w:type="auto"/>
+          </w:tcPr>
+          <w:p>
+            <w:pPr>
+              <w:rPr>
+                <w:color w:val="000000" w:themeColor="text1"/>
+              </w:rPr>
+            </w:pPr>
+            <w:r>
+              <w:rPr>
+                <w:color w:val="000000" w:themeColor="text1"/>
+              </w:rPr>
+              <w:t>4</w:t>
+            </w:r>
+          </w:p>
+        </w:tc>
+        <w:tc>
+          <w:tcPr>
+            <w:tcW w:w="0" w:type="auto"/>
+          </w:tcPr>
+          <w:p>
+            <w:pPr>
+              <w:rPr>
+                <w:color w:val="000000" w:themeColor="text1"/>
+              </w:rPr>
+            </w:pPr>
+            <w:r>
+              <w:rPr>
+                <w:color w:val="000000" w:themeColor="text1"/>
+              </w:rPr>
+              <w:t>Atribusi Open-Meteo tampil</w:t>
+            </w:r>
+          </w:p>
+        </w:tc>
+        <w:tc>
+          <w:tcPr>
+            <w:tcW w:w="0" w:type="auto"/>
+          </w:tcPr>
+          <w:p>
+            <w:pPr>
+              <w:rPr>
+                <w:color w:val="000000" w:themeColor="text1"/>
+              </w:rPr>
+            </w:pPr>
+            <w:r>
+              <w:rPr>
+                <w:color w:val="000000" w:themeColor="text1"/>
+              </w:rPr>
+              <w:t>Berhasil</w:t>
             </w:r>
           </w:p>
         </w:tc>
       </w:tr>
       <w:tr>
         <w:tc>
-          <w:p>
-            <w:r>
-              <w:rPr>
-                <w:b w:val="false"/>
-                <w:bCs w:val="false"/>
-              </w:rPr>
-              <w:t xml:space="preserve">5</w:t>
-            </w:r>
-          </w:p>
-        </w:tc>
-        <w:tc>
-          <w:p>
-            <w:r>
-              <w:rPr>
-                <w:b w:val="false"/>
-                <w:bCs w:val="false"/>
-              </w:rPr>
-              <w:t xml:space="preserve">Permission lokasi ditolak</w:t>
-            </w:r>
-          </w:p>
-        </w:tc>
-        <w:tc>
-          <w:p>
-            <w:r>
-              <w:rPr>
-                <w:b w:val="false"/>
-                <w:bCs w:val="false"/>
-              </w:rPr>
-              <w:t xml:space="preserve">Berhasil; pesan tampil dan pencarian manual tetap tersedia</w:t>
+          <w:tcPr>
+            <w:tcW w:w="0" w:type="auto"/>
+          </w:tcPr>
+          <w:p>
+            <w:pPr>
+              <w:rPr>
+                <w:color w:val="000000" w:themeColor="text1"/>
+              </w:rPr>
+            </w:pPr>
+            <w:r>
+              <w:rPr>
+                <w:color w:val="000000" w:themeColor="text1"/>
+              </w:rPr>
+              <w:lastRenderedPageBreak/>
+              <w:t>5</w:t>
+            </w:r>
+          </w:p>
+        </w:tc>
+        <w:tc>
+          <w:tcPr>
+            <w:tcW w:w="0" w:type="auto"/>
+          </w:tcPr>
+          <w:p>
+            <w:pPr>
+              <w:rPr>
+                <w:color w:val="000000" w:themeColor="text1"/>
+              </w:rPr>
+            </w:pPr>
+            <w:r>
+              <w:rPr>
+                <w:color w:val="000000" w:themeColor="text1"/>
+              </w:rPr>
+              <w:t>Permission lokasi ditolak</w:t>
+            </w:r>
+          </w:p>
+        </w:tc>
+        <w:tc>
+          <w:tcPr>
+            <w:tcW w:w="0" w:type="auto"/>
+          </w:tcPr>
+          <w:p>
+            <w:pPr>
+              <w:rPr>
+                <w:color w:val="000000" w:themeColor="text1"/>
+              </w:rPr>
+            </w:pPr>
+            <w:r>
+              <w:rPr>
+                <w:color w:val="000000" w:themeColor="text1"/>
+              </w:rPr>
+              <w:t>Berhasil; pesan tampil dan pencarian manual tetap tersedia</w:t>
             </w:r>
           </w:p>
         </w:tc>
       </w:tr>
       <w:tr>
         <w:tc>
-          <w:p>
-            <w:r>
-              <w:rPr>
-                <w:b w:val="false"/>
-                <w:bCs w:val="false"/>
-              </w:rPr>
-              <w:t xml:space="preserve">6</w:t>
-            </w:r>
-          </w:p>
-        </w:tc>
-        <w:tc>
-          <w:p>
-            <w:r>
-              <w:rPr>
-                <w:b w:val="false"/>
-                <w:bCs w:val="false"/>
-              </w:rPr>
-              <w:t xml:space="preserve">Modal tambah favorit terbuka</w:t>
-            </w:r>
-          </w:p>
-        </w:tc>
-        <w:tc>
-          <w:p>
-            <w:r>
-              <w:rPr>
-                <w:b w:val="false"/>
-                <w:bCs w:val="false"/>
-              </w:rPr>
-              <w:t xml:space="preserve">Berhasil</w:t>
+          <w:tcPr>
+            <w:tcW w:w="0" w:type="auto"/>
+          </w:tcPr>
+          <w:p>
+            <w:pPr>
+              <w:rPr>
+                <w:color w:val="000000" w:themeColor="text1"/>
+              </w:rPr>
+            </w:pPr>
+            <w:r>
+              <w:rPr>
+                <w:color w:val="000000" w:themeColor="text1"/>
+              </w:rPr>
+              <w:t>6</w:t>
+            </w:r>
+          </w:p>
+        </w:tc>
+        <w:tc>
+          <w:tcPr>
+            <w:tcW w:w="0" w:type="auto"/>
+          </w:tcPr>
+          <w:p>
+            <w:pPr>
+              <w:rPr>
+                <w:color w:val="000000" w:themeColor="text1"/>
+              </w:rPr>
+            </w:pPr>
+            <w:r>
+              <w:rPr>
+                <w:color w:val="000000" w:themeColor="text1"/>
+              </w:rPr>
+              <w:t>Modal tambah favorit terbuka</w:t>
+            </w:r>
+          </w:p>
+        </w:tc>
+        <w:tc>
+          <w:tcPr>
+            <w:tcW w:w="0" w:type="auto"/>
+          </w:tcPr>
+          <w:p>
+            <w:pPr>
+              <w:rPr>
+                <w:color w:val="000000" w:themeColor="text1"/>
+              </w:rPr>
+            </w:pPr>
+            <w:r>
+              <w:rPr>
+                <w:color w:val="000000" w:themeColor="text1"/>
+              </w:rPr>
+              <w:t>Berhasil</w:t>
             </w:r>
           </w:p>
         </w:tc>
       </w:tr>
       <w:tr>
         <w:tc>
-          <w:p>
-            <w:r>
-              <w:rPr>
-                <w:b w:val="false"/>
-                <w:bCs w:val="false"/>
-              </w:rPr>
-              <w:t xml:space="preserve">7</w:t>
-            </w:r>
-          </w:p>
-        </w:tc>
-        <w:tc>
-          <w:p>
-            <w:r>
-              <w:rPr>
-                <w:b w:val="false"/>
-                <w:bCs w:val="false"/>
-              </w:rPr>
-              <w:t xml:space="preserve">Kota favorit tersimpan</w:t>
-            </w:r>
-          </w:p>
-        </w:tc>
-        <w:tc>
-          <w:p>
-            <w:r>
-              <w:rPr>
-                <w:b w:val="false"/>
-                <w:bCs w:val="false"/>
-              </w:rPr>
-              <w:t xml:space="preserve">Berhasil</w:t>
+          <w:tcPr>
+            <w:tcW w:w="0" w:type="auto"/>
+          </w:tcPr>
+          <w:p>
+            <w:pPr>
+              <w:rPr>
+                <w:color w:val="000000" w:themeColor="text1"/>
+              </w:rPr>
+            </w:pPr>
+            <w:r>
+              <w:rPr>
+                <w:color w:val="000000" w:themeColor="text1"/>
+              </w:rPr>
+              <w:t>7</w:t>
+            </w:r>
+          </w:p>
+        </w:tc>
+        <w:tc>
+          <w:tcPr>
+            <w:tcW w:w="0" w:type="auto"/>
+          </w:tcPr>
+          <w:p>
+            <w:pPr>
+              <w:rPr>
+                <w:color w:val="000000" w:themeColor="text1"/>
+              </w:rPr>
+            </w:pPr>
+            <w:r>
+              <w:rPr>
+                <w:color w:val="000000" w:themeColor="text1"/>
+              </w:rPr>
+              <w:t>Kota favorit tersimpan</w:t>
+            </w:r>
+          </w:p>
+        </w:tc>
+        <w:tc>
+          <w:tcPr>
+            <w:tcW w:w="0" w:type="auto"/>
+          </w:tcPr>
+          <w:p>
+            <w:pPr>
+              <w:rPr>
+                <w:color w:val="000000" w:themeColor="text1"/>
+              </w:rPr>
+            </w:pPr>
+            <w:r>
+              <w:rPr>
+                <w:color w:val="000000" w:themeColor="text1"/>
+              </w:rPr>
+              <w:t>Berhasil</w:t>
             </w:r>
           </w:p>
         </w:tc>
       </w:tr>
       <w:tr>
         <w:tc>
-          <w:p>
-            <w:r>
-              <w:rPr>
-                <w:b w:val="false"/>
-                <w:bCs w:val="false"/>
-              </w:rPr>
-              <w:t xml:space="preserve">8</w:t>
-            </w:r>
-          </w:p>
-        </w:tc>
-        <w:tc>
-          <w:p>
-            <w:r>
-              <w:rPr>
-                <w:b w:val="false"/>
-                <w:bCs w:val="false"/>
-              </w:rPr>
-              <w:t xml:space="preserve">Jumlah favorit tampil</w:t>
-            </w:r>
-          </w:p>
-        </w:tc>
-        <w:tc>
-          <w:p>
-            <w:r>
-              <w:rPr>
-                <w:b w:val="false"/>
-                <w:bCs w:val="false"/>
-              </w:rPr>
-              <w:t xml:space="preserve">Berhasil</w:t>
+          <w:tcPr>
+            <w:tcW w:w="0" w:type="auto"/>
+          </w:tcPr>
+          <w:p>
+            <w:pPr>
+              <w:rPr>
+                <w:color w:val="000000" w:themeColor="text1"/>
+              </w:rPr>
+            </w:pPr>
+            <w:r>
+              <w:rPr>
+                <w:color w:val="000000" w:themeColor="text1"/>
+              </w:rPr>
+              <w:t>8</w:t>
+            </w:r>
+          </w:p>
+        </w:tc>
+        <w:tc>
+          <w:tcPr>
+            <w:tcW w:w="0" w:type="auto"/>
+          </w:tcPr>
+          <w:p>
+            <w:pPr>
+              <w:rPr>
+                <w:color w:val="000000" w:themeColor="text1"/>
+              </w:rPr>
+            </w:pPr>
+            <w:r>
+              <w:rPr>
+                <w:color w:val="000000" w:themeColor="text1"/>
+              </w:rPr>
+              <w:t>Jumlah favorit tampil</w:t>
+            </w:r>
+          </w:p>
+        </w:tc>
+        <w:tc>
+          <w:tcPr>
+            <w:tcW w:w="0" w:type="auto"/>
+          </w:tcPr>
+          <w:p>
+            <w:pPr>
+              <w:rPr>
+                <w:color w:val="000000" w:themeColor="text1"/>
+              </w:rPr>
+            </w:pPr>
+            <w:r>
+              <w:rPr>
+                <w:color w:val="000000" w:themeColor="text1"/>
+              </w:rPr>
+              <w:t>Berhasil</w:t>
             </w:r>
           </w:p>
         </w:tc>
       </w:tr>
       <w:tr>
         <w:tc>
-          <w:p>
-            <w:r>
-              <w:rPr>
-                <w:b w:val="false"/>
-                <w:bCs w:val="false"/>
-              </w:rPr>
-              <w:t xml:space="preserve">9</w:t>
-            </w:r>
-          </w:p>
-        </w:tc>
-        <w:tc>
-          <w:p>
-            <w:r>
-              <w:rPr>
-                <w:b w:val="false"/>
-                <w:bCs w:val="false"/>
-              </w:rPr>
-              <w:t xml:space="preserve">Favorit tampil di Tab Riwayat</w:t>
-            </w:r>
-          </w:p>
-        </w:tc>
-        <w:tc>
-          <w:p>
-            <w:r>
-              <w:rPr>
-                <w:b w:val="false"/>
-                <w:bCs w:val="false"/>
-              </w:rPr>
-              <w:t xml:space="preserve">Berhasil</w:t>
+          <w:tcPr>
+            <w:tcW w:w="0" w:type="auto"/>
+          </w:tcPr>
+          <w:p>
+            <w:pPr>
+              <w:rPr>
+                <w:color w:val="000000" w:themeColor="text1"/>
+              </w:rPr>
+            </w:pPr>
+            <w:r>
+              <w:rPr>
+                <w:color w:val="000000" w:themeColor="text1"/>
+              </w:rPr>
+              <w:t>9</w:t>
+            </w:r>
+          </w:p>
+        </w:tc>
+        <w:tc>
+          <w:tcPr>
+            <w:tcW w:w="0" w:type="auto"/>
+          </w:tcPr>
+          <w:p>
+            <w:pPr>
+              <w:rPr>
+                <w:color w:val="000000" w:themeColor="text1"/>
+              </w:rPr>
+            </w:pPr>
+            <w:r>
+              <w:rPr>
+                <w:color w:val="000000" w:themeColor="text1"/>
+              </w:rPr>
+              <w:t>Favorit tampil di Tab Riwayat</w:t>
+            </w:r>
+          </w:p>
+        </w:tc>
+        <w:tc>
+          <w:tcPr>
+            <w:tcW w:w="0" w:type="auto"/>
+          </w:tcPr>
+          <w:p>
+            <w:pPr>
+              <w:rPr>
+                <w:color w:val="000000" w:themeColor="text1"/>
+              </w:rPr>
+            </w:pPr>
+            <w:r>
+              <w:rPr>
+                <w:color w:val="000000" w:themeColor="text1"/>
+              </w:rPr>
+              <w:t>Berhasil</w:t>
             </w:r>
           </w:p>
         </w:tc>
       </w:tr>
       <w:tr>
         <w:tc>
-          <w:p>
-            <w:r>
-              <w:rPr>
-                <w:b w:val="false"/>
-                <w:bCs w:val="false"/>
-              </w:rPr>
-              <w:t xml:space="preserve">10</w:t>
-            </w:r>
-          </w:p>
-        </w:tc>
-        <w:tc>
-          <w:p>
-            <w:r>
-              <w:rPr>
-                <w:b w:val="false"/>
-                <w:bCs w:val="false"/>
-              </w:rPr>
-              <w:t xml:space="preserve">Pencegahan duplikasi favorit</w:t>
-            </w:r>
-          </w:p>
-        </w:tc>
-        <w:tc>
-          <w:p>
-            <w:r>
-              <w:rPr>
-                <w:b w:val="false"/>
-                <w:bCs w:val="false"/>
-              </w:rPr>
-              <w:t xml:space="preserve">Diimplementasikan berdasarkan id</w:t>
+          <w:tcPr>
+            <w:tcW w:w="0" w:type="auto"/>
+          </w:tcPr>
+          <w:p>
+            <w:pPr>
+              <w:rPr>
+                <w:color w:val="000000" w:themeColor="text1"/>
+              </w:rPr>
+            </w:pPr>
+            <w:r>
+              <w:rPr>
+                <w:color w:val="000000" w:themeColor="text1"/>
+              </w:rPr>
+              <w:t>10</w:t>
+            </w:r>
+          </w:p>
+        </w:tc>
+        <w:tc>
+          <w:tcPr>
+            <w:tcW w:w="0" w:type="auto"/>
+          </w:tcPr>
+          <w:p>
+            <w:pPr>
+              <w:rPr>
+                <w:color w:val="000000" w:themeColor="text1"/>
+              </w:rPr>
+            </w:pPr>
+            <w:r>
+              <w:rPr>
+                <w:color w:val="000000" w:themeColor="text1"/>
+              </w:rPr>
+              <w:t>Pencegahan duplikasi favorit</w:t>
+            </w:r>
+          </w:p>
+        </w:tc>
+        <w:tc>
+          <w:tcPr>
+            <w:tcW w:w="0" w:type="auto"/>
+          </w:tcPr>
+          <w:p>
+            <w:pPr>
+              <w:rPr>
+                <w:color w:val="000000" w:themeColor="text1"/>
+              </w:rPr>
+            </w:pPr>
+            <w:r>
+              <w:rPr>
+                <w:color w:val="000000" w:themeColor="text1"/>
+              </w:rPr>
+              <w:t>Diimplementasikan berdasarkan id</w:t>
             </w:r>
           </w:p>
         </w:tc>
       </w:tr>
       <w:tr>
         <w:tc>
-          <w:p>
-            <w:r>
-              <w:rPr>
-                <w:b w:val="false"/>
-                <w:bCs w:val="false"/>
-              </w:rPr>
-              <w:t xml:space="preserve">11</w:t>
-            </w:r>
-          </w:p>
-        </w:tc>
-        <w:tc>
-          <w:p>
-            <w:r>
-              <w:rPr>
-                <w:b w:val="false"/>
-                <w:bCs w:val="false"/>
-              </w:rPr>
-              <w:t xml:space="preserve">Konfirmasi hapus</w:t>
-            </w:r>
-          </w:p>
-        </w:tc>
-        <w:tc>
-          <w:p>
-            <w:r>
-              <w:rPr>
-                <w:b w:val="false"/>
-                <w:bCs w:val="false"/>
-              </w:rPr>
-              <w:t xml:space="preserve">Berhasil pada web dan native</w:t>
+          <w:tcPr>
+            <w:tcW w:w="0" w:type="auto"/>
+          </w:tcPr>
+          <w:p>
+            <w:pPr>
+              <w:rPr>
+                <w:color w:val="000000" w:themeColor="text1"/>
+              </w:rPr>
+            </w:pPr>
+            <w:r>
+              <w:rPr>
+                <w:color w:val="000000" w:themeColor="text1"/>
+              </w:rPr>
+              <w:t>11</w:t>
+            </w:r>
+          </w:p>
+        </w:tc>
+        <w:tc>
+          <w:tcPr>
+            <w:tcW w:w="0" w:type="auto"/>
+          </w:tcPr>
+          <w:p>
+            <w:pPr>
+              <w:rPr>
+                <w:color w:val="000000" w:themeColor="text1"/>
+              </w:rPr>
+            </w:pPr>
+            <w:r>
+              <w:rPr>
+                <w:color w:val="000000" w:themeColor="text1"/>
+              </w:rPr>
+              <w:t>Konfirmasi hapus</w:t>
+            </w:r>
+          </w:p>
+        </w:tc>
+        <w:tc>
+          <w:tcPr>
+            <w:tcW w:w="0" w:type="auto"/>
+          </w:tcPr>
+          <w:p>
+            <w:pPr>
+              <w:rPr>
+                <w:color w:val="000000" w:themeColor="text1"/>
+              </w:rPr>
+            </w:pPr>
+            <w:r>
+              <w:rPr>
+                <w:color w:val="000000" w:themeColor="text1"/>
+              </w:rPr>
+              <w:t>Berhasil pada web dan native</w:t>
             </w:r>
           </w:p>
         </w:tc>
       </w:tr>
       <w:tr>
         <w:tc>
-          <w:p>
-            <w:r>
-              <w:rPr>
-                <w:b w:val="false"/>
-                <w:bCs w:val="false"/>
-              </w:rPr>
-              <w:t xml:space="preserve">12</w:t>
-            </w:r>
-          </w:p>
-        </w:tc>
-        <w:tc>
-          <w:p>
-            <w:r>
-              <w:rPr>
-                <w:b w:val="false"/>
-                <w:bCs w:val="false"/>
-              </w:rPr>
-              <w:t xml:space="preserve">Favorit hilang setelah penghapusan</w:t>
-            </w:r>
-          </w:p>
-        </w:tc>
-        <w:tc>
-          <w:p>
-            <w:r>
-              <w:rPr>
-                <w:b w:val="false"/>
-                <w:bCs w:val="false"/>
-              </w:rPr>
-              <w:t xml:space="preserve">Berhasil</w:t>
+          <w:tcPr>
+            <w:tcW w:w="0" w:type="auto"/>
+          </w:tcPr>
+          <w:p>
+            <w:pPr>
+              <w:rPr>
+                <w:color w:val="000000" w:themeColor="text1"/>
+              </w:rPr>
+            </w:pPr>
+            <w:r>
+              <w:rPr>
+                <w:color w:val="000000" w:themeColor="text1"/>
+              </w:rPr>
+              <w:t>12</w:t>
+            </w:r>
+          </w:p>
+        </w:tc>
+        <w:tc>
+          <w:tcPr>
+            <w:tcW w:w="0" w:type="auto"/>
+          </w:tcPr>
+          <w:p>
+            <w:pPr>
+              <w:rPr>
+                <w:color w:val="000000" w:themeColor="text1"/>
+              </w:rPr>
+            </w:pPr>
+            <w:r>
+              <w:rPr>
+                <w:color w:val="000000" w:themeColor="text1"/>
+              </w:rPr>
+              <w:t>Favorit hilang setelah penghapusan</w:t>
+            </w:r>
+          </w:p>
+        </w:tc>
+        <w:tc>
+          <w:tcPr>
+            <w:tcW w:w="0" w:type="auto"/>
+          </w:tcPr>
+          <w:p>
+            <w:pPr>
+              <w:rPr>
+                <w:color w:val="000000" w:themeColor="text1"/>
+              </w:rPr>
+            </w:pPr>
+            <w:r>
+              <w:rPr>
+                <w:color w:val="000000" w:themeColor="text1"/>
+              </w:rPr>
+              <w:t>Berhasil</w:t>
             </w:r>
           </w:p>
         </w:tc>
       </w:tr>
       <w:tr>
         <w:tc>
-          <w:p>
-            <w:r>
-              <w:rPr>
-                <w:b w:val="false"/>
-                <w:bCs w:val="false"/>
-              </w:rPr>
-              <w:t xml:space="preserve">13</w:t>
-            </w:r>
-          </w:p>
-        </w:tc>
-        <w:tc>
-          <w:p>
-            <w:r>
-              <w:rPr>
-                <w:b w:val="false"/>
-                <w:bCs w:val="false"/>
-              </w:rPr>
-              <w:t xml:space="preserve">TypeScript check</w:t>
-            </w:r>
-          </w:p>
-        </w:tc>
-        <w:tc>
-          <w:p>
-            <w:r>
-              <w:rPr>
-                <w:b w:val="false"/>
-                <w:bCs w:val="false"/>
-              </w:rPr>
-              <w:t xml:space="preserve">Berhasil</w:t>
+          <w:tcPr>
+            <w:tcW w:w="0" w:type="auto"/>
+          </w:tcPr>
+          <w:p>
+            <w:pPr>
+              <w:rPr>
+                <w:color w:val="000000" w:themeColor="text1"/>
+              </w:rPr>
+            </w:pPr>
+            <w:r>
+              <w:rPr>
+                <w:color w:val="000000" w:themeColor="text1"/>
+              </w:rPr>
+              <w:t>13</w:t>
+            </w:r>
+          </w:p>
+        </w:tc>
+        <w:tc>
+          <w:tcPr>
+            <w:tcW w:w="0" w:type="auto"/>
+          </w:tcPr>
+          <w:p>
+            <w:pPr>
+              <w:rPr>
+                <w:color w:val="000000" w:themeColor="text1"/>
+              </w:rPr>
+            </w:pPr>
+            <w:r>
+              <w:rPr>
+                <w:color w:val="000000" w:themeColor="text1"/>
+              </w:rPr>
+              <w:t>TypeScript check</w:t>
+            </w:r>
+          </w:p>
+        </w:tc>
+        <w:tc>
+          <w:tcPr>
+            <w:tcW w:w="0" w:type="auto"/>
+          </w:tcPr>
+          <w:p>
+            <w:pPr>
+              <w:rPr>
+                <w:color w:val="000000" w:themeColor="text1"/>
+              </w:rPr>
+            </w:pPr>
+            <w:r>
+              <w:rPr>
+                <w:color w:val="000000" w:themeColor="text1"/>
+              </w:rPr>
+              <w:t>Berhasil</w:t>
             </w:r>
           </w:p>
         </w:tc>
       </w:tr>
       <w:tr>
         <w:tc>
-          <w:p>
-            <w:r>
-              <w:rPr>
-                <w:b w:val="false"/>
-                <w:bCs w:val="false"/>
-              </w:rPr>
-              <w:t xml:space="preserve">14</w:t>
-            </w:r>
-          </w:p>
-        </w:tc>
-        <w:tc>
-          <w:p>
-            <w:r>
-              <w:rPr>
-                <w:b w:val="false"/>
-                <w:bCs w:val="false"/>
-              </w:rPr>
-              <w:t xml:space="preserve">Web export/build</w:t>
-            </w:r>
-          </w:p>
-        </w:tc>
-        <w:tc>
-          <w:p>
-            <w:r>
-              <w:rPr>
-                <w:b w:val="false"/>
-                <w:bCs w:val="false"/>
-              </w:rPr>
-              <w:t xml:space="preserve">Berhasil</w:t>
+          <w:tcPr>
+            <w:tcW w:w="0" w:type="auto"/>
+          </w:tcPr>
+          <w:p>
+            <w:pPr>
+              <w:rPr>
+                <w:color w:val="000000" w:themeColor="text1"/>
+              </w:rPr>
+            </w:pPr>
+            <w:r>
+              <w:rPr>
+                <w:color w:val="000000" w:themeColor="text1"/>
+              </w:rPr>
+              <w:t>14</w:t>
+            </w:r>
+          </w:p>
+        </w:tc>
+        <w:tc>
+          <w:tcPr>
+            <w:tcW w:w="0" w:type="auto"/>
+          </w:tcPr>
+          <w:p>
+            <w:pPr>
+              <w:rPr>
+                <w:color w:val="000000" w:themeColor="text1"/>
+              </w:rPr>
+            </w:pPr>
+            <w:r>
+              <w:rPr>
+                <w:color w:val="000000" w:themeColor="text1"/>
+              </w:rPr>
+              <w:t>Web export/build</w:t>
+            </w:r>
+          </w:p>
+        </w:tc>
+        <w:tc>
+          <w:tcPr>
+            <w:tcW w:w="0" w:type="auto"/>
+          </w:tcPr>
+          <w:p>
+            <w:pPr>
+              <w:rPr>
+                <w:color w:val="000000" w:themeColor="text1"/>
+              </w:rPr>
+            </w:pPr>
+            <w:r>
+              <w:rPr>
+                <w:color w:val="000000" w:themeColor="text1"/>
+              </w:rPr>
+              <w:t>Berhasil</w:t>
             </w:r>
           </w:p>
         </w:tc>
@@ -937,35 +1517,60 @@
     <w:p>
       <w:pPr>
         <w:pStyle w:val="Heading1"/>
-      </w:pPr>
-      <w:r>
-        <w:t xml:space="preserve">4. Dokumentasi screenshot</w:t>
-      </w:r>
-    </w:p>
-    <w:p>
-      <w:r>
-        <w:t xml:space="preserve">Screenshot berikut diambil dari pengujian Expo Web.</w:t>
-      </w:r>
-    </w:p>
-    <w:p>
-      <w:r>
-        <w:rPr>
-          <w:b/>
-          <w:bCs/>
-        </w:rPr>
-        <w:t xml:space="preserve">Gambar 1. Beranda</w:t>
+        <w:rPr>
+          <w:color w:val="000000" w:themeColor="text1"/>
+        </w:rPr>
+      </w:pPr>
+      <w:r>
+        <w:rPr>
+          <w:color w:val="000000" w:themeColor="text1"/>
+        </w:rPr>
+        <w:t>4. Dokumentasi screenshot</w:t>
+      </w:r>
+    </w:p>
+    <w:p>
+      <w:pPr>
+        <w:rPr>
+          <w:color w:val="000000" w:themeColor="text1"/>
+        </w:rPr>
+      </w:pPr>
+      <w:r>
+        <w:rPr>
+          <w:color w:val="000000" w:themeColor="text1"/>
+        </w:rPr>
+        <w:t>Screenshot berikut diambil dari pengujian Expo Web.</w:t>
+      </w:r>
+    </w:p>
+    <w:p>
+      <w:pPr>
+        <w:rPr>
+          <w:color w:val="000000" w:themeColor="text1"/>
+        </w:rPr>
+      </w:pPr>
+      <w:r>
+        <w:rPr>
+          <w:color w:val="000000" w:themeColor="text1"/>
+        </w:rPr>
+        <w:t>Gambar 1. Beranda</w:t>
       </w:r>
     </w:p>
     <w:p>
       <w:pPr>
         <w:jc w:val="center"/>
-      </w:pPr>
-      <w:r>
+        <w:rPr>
+          <w:color w:val="000000" w:themeColor="text1"/>
+        </w:rPr>
+      </w:pPr>
+      <w:r>
+        <w:rPr>
+          <w:noProof/>
+          <w:color w:val="000000" w:themeColor="text1"/>
+        </w:rPr>
         <w:drawing>
-          <wp:inline distT="0" distB="0" distL="0" distR="0">
+          <wp:inline distT="0" distB="0" distL="0" distR="0" wp14:anchorId="782CB6F4" wp14:editId="6673AB8B">
             <wp:extent cx="5715000" cy="4667250"/>
-            <wp:effectExtent t="0" r="0" b="0" l="0"/>
-            <wp:docPr id="1" name="" descr="" title=""/>
+            <wp:effectExtent l="0" t="0" r="0" b="0"/>
+            <wp:docPr id="1" name="Picture 1"/>
             <wp:cNvGraphicFramePr>
               <a:graphicFrameLocks xmlns:a="http://schemas.openxmlformats.org/drawingml/2006/main" noChangeAspect="1"/>
             </wp:cNvGraphicFramePr>
@@ -973,13 +1578,13 @@
               <a:graphicData uri="http://schemas.openxmlformats.org/drawingml/2006/picture">
                 <pic:pic xmlns:pic="http://schemas.openxmlformats.org/drawingml/2006/picture">
                   <pic:nvPicPr>
-                    <pic:cNvPr id="0" name="" descr=""/>
+                    <pic:cNvPr id="0" name=""/>
                     <pic:cNvPicPr>
                       <a:picLocks noChangeAspect="1" noChangeArrowheads="1"/>
                     </pic:cNvPicPr>
                   </pic:nvPicPr>
                   <pic:blipFill>
-                    <a:blip r:embed="rId7" cstate="none"/>
+                    <a:blip r:embed="rId5"/>
                     <a:srcRect/>
                     <a:stretch>
                       <a:fillRect/>
@@ -1002,24 +1607,36 @@
       </w:r>
     </w:p>
     <w:p>
-      <w:r>
-        <w:rPr>
-          <w:b/>
-          <w:bCs/>
-        </w:rPr>
-        <w:t xml:space="preserve">Gambar 2. Pencarian kota, cuaca, AQI, dan tombol favorit</w:t>
+      <w:pPr>
+        <w:rPr>
+          <w:color w:val="000000" w:themeColor="text1"/>
+        </w:rPr>
+      </w:pPr>
+      <w:r>
+        <w:rPr>
+          <w:color w:val="000000" w:themeColor="text1"/>
+        </w:rPr>
+        <w:t>Gambar 2. Pencarian kota, cuaca, AQI, dan tombol favorit</w:t>
       </w:r>
     </w:p>
     <w:p>
       <w:pPr>
         <w:jc w:val="center"/>
-      </w:pPr>
-      <w:r>
+        <w:rPr>
+          <w:color w:val="000000" w:themeColor="text1"/>
+        </w:rPr>
+      </w:pPr>
+      <w:r>
+        <w:rPr>
+          <w:noProof/>
+          <w:color w:val="000000" w:themeColor="text1"/>
+        </w:rPr>
+        <w:lastRenderedPageBreak/>
         <w:drawing>
-          <wp:inline distT="0" distB="0" distL="0" distR="0">
+          <wp:inline distT="0" distB="0" distL="0" distR="0" wp14:anchorId="7E88EBE7" wp14:editId="65CEF926">
             <wp:extent cx="5715000" cy="4667250"/>
-            <wp:effectExtent t="0" r="0" b="0" l="0"/>
-            <wp:docPr id="2" name="" descr="" title=""/>
+            <wp:effectExtent l="0" t="0" r="0" b="0"/>
+            <wp:docPr id="2" name="Picture 2"/>
             <wp:cNvGraphicFramePr>
               <a:graphicFrameLocks xmlns:a="http://schemas.openxmlformats.org/drawingml/2006/main" noChangeAspect="1"/>
             </wp:cNvGraphicFramePr>
@@ -1027,13 +1644,13 @@
               <a:graphicData uri="http://schemas.openxmlformats.org/drawingml/2006/picture">
                 <pic:pic xmlns:pic="http://schemas.openxmlformats.org/drawingml/2006/picture">
                   <pic:nvPicPr>
-                    <pic:cNvPr id="0" name="" descr=""/>
+                    <pic:cNvPr id="0" name=""/>
                     <pic:cNvPicPr>
                       <a:picLocks noChangeAspect="1" noChangeArrowheads="1"/>
                     </pic:cNvPicPr>
                   </pic:nvPicPr>
                   <pic:blipFill>
-                    <a:blip r:embed="rId8" cstate="none"/>
+                    <a:blip r:embed="rId6"/>
                     <a:srcRect/>
                     <a:stretch>
                       <a:fillRect/>
@@ -1056,24 +1673,36 @@
       </w:r>
     </w:p>
     <w:p>
-      <w:r>
-        <w:rPr>
-          <w:b/>
-          <w:bCs/>
-        </w:rPr>
-        <w:t xml:space="preserve">Gambar 3. Modal tambah favorit</w:t>
+      <w:pPr>
+        <w:rPr>
+          <w:color w:val="000000" w:themeColor="text1"/>
+        </w:rPr>
+      </w:pPr>
+      <w:r>
+        <w:rPr>
+          <w:color w:val="000000" w:themeColor="text1"/>
+        </w:rPr>
+        <w:t>Gambar 3. Modal tambah favorit</w:t>
       </w:r>
     </w:p>
     <w:p>
       <w:pPr>
         <w:jc w:val="center"/>
-      </w:pPr>
-      <w:r>
+        <w:rPr>
+          <w:color w:val="000000" w:themeColor="text1"/>
+        </w:rPr>
+      </w:pPr>
+      <w:r>
+        <w:rPr>
+          <w:noProof/>
+          <w:color w:val="000000" w:themeColor="text1"/>
+        </w:rPr>
+        <w:lastRenderedPageBreak/>
         <w:drawing>
-          <wp:inline distT="0" distB="0" distL="0" distR="0">
+          <wp:inline distT="0" distB="0" distL="0" distR="0" wp14:anchorId="503906F0" wp14:editId="36CC00C0">
             <wp:extent cx="5715000" cy="4667250"/>
-            <wp:effectExtent t="0" r="0" b="0" l="0"/>
-            <wp:docPr id="3" name="" descr="" title=""/>
+            <wp:effectExtent l="0" t="0" r="0" b="0"/>
+            <wp:docPr id="3" name="Picture 3"/>
             <wp:cNvGraphicFramePr>
               <a:graphicFrameLocks xmlns:a="http://schemas.openxmlformats.org/drawingml/2006/main" noChangeAspect="1"/>
             </wp:cNvGraphicFramePr>
@@ -1081,13 +1710,13 @@
               <a:graphicData uri="http://schemas.openxmlformats.org/drawingml/2006/picture">
                 <pic:pic xmlns:pic="http://schemas.openxmlformats.org/drawingml/2006/picture">
                   <pic:nvPicPr>
-                    <pic:cNvPr id="0" name="" descr=""/>
+                    <pic:cNvPr id="0" name=""/>
                     <pic:cNvPicPr>
                       <a:picLocks noChangeAspect="1" noChangeArrowheads="1"/>
                     </pic:cNvPicPr>
                   </pic:nvPicPr>
                   <pic:blipFill>
-                    <a:blip r:embed="rId9" cstate="none"/>
+                    <a:blip r:embed="rId7"/>
                     <a:srcRect/>
                     <a:stretch>
                       <a:fillRect/>
@@ -1110,24 +1739,36 @@
       </w:r>
     </w:p>
     <w:p>
-      <w:r>
-        <w:rPr>
-          <w:b/>
-          <w:bCs/>
-        </w:rPr>
-        <w:t xml:space="preserve">Gambar 4. Tab Riwayat dengan favorit tersimpan</w:t>
+      <w:pPr>
+        <w:rPr>
+          <w:color w:val="000000" w:themeColor="text1"/>
+        </w:rPr>
+      </w:pPr>
+      <w:r>
+        <w:rPr>
+          <w:color w:val="000000" w:themeColor="text1"/>
+        </w:rPr>
+        <w:t>Gambar 4. Tab Riwayat dengan favorit tersimpan</w:t>
       </w:r>
     </w:p>
     <w:p>
       <w:pPr>
         <w:jc w:val="center"/>
-      </w:pPr>
-      <w:r>
+        <w:rPr>
+          <w:color w:val="000000" w:themeColor="text1"/>
+        </w:rPr>
+      </w:pPr>
+      <w:r>
+        <w:rPr>
+          <w:noProof/>
+          <w:color w:val="000000" w:themeColor="text1"/>
+        </w:rPr>
+        <w:lastRenderedPageBreak/>
         <w:drawing>
-          <wp:inline distT="0" distB="0" distL="0" distR="0">
+          <wp:inline distT="0" distB="0" distL="0" distR="0" wp14:anchorId="4B459E3D" wp14:editId="48D477DB">
             <wp:extent cx="5715000" cy="4667250"/>
-            <wp:effectExtent t="0" r="0" b="0" l="0"/>
-            <wp:docPr id="4" name="" descr="" title=""/>
+            <wp:effectExtent l="0" t="0" r="0" b="0"/>
+            <wp:docPr id="4" name="Picture 4"/>
             <wp:cNvGraphicFramePr>
               <a:graphicFrameLocks xmlns:a="http://schemas.openxmlformats.org/drawingml/2006/main" noChangeAspect="1"/>
             </wp:cNvGraphicFramePr>
@@ -1135,13 +1776,13 @@
               <a:graphicData uri="http://schemas.openxmlformats.org/drawingml/2006/picture">
                 <pic:pic xmlns:pic="http://schemas.openxmlformats.org/drawingml/2006/picture">
                   <pic:nvPicPr>
-                    <pic:cNvPr id="0" name="" descr=""/>
+                    <pic:cNvPr id="0" name=""/>
                     <pic:cNvPicPr>
                       <a:picLocks noChangeAspect="1" noChangeArrowheads="1"/>
                     </pic:cNvPicPr>
                   </pic:nvPicPr>
                   <pic:blipFill>
-                    <a:blip r:embed="rId10" cstate="none"/>
+                    <a:blip r:embed="rId8"/>
                     <a:srcRect/>
                     <a:stretch>
                       <a:fillRect/>
@@ -1164,24 +1805,36 @@
       </w:r>
     </w:p>
     <w:p>
-      <w:r>
-        <w:rPr>
-          <w:b/>
-          <w:bCs/>
-        </w:rPr>
-        <w:t xml:space="preserve">Gambar 5. Permission ditolak dan fallback manual</w:t>
+      <w:pPr>
+        <w:rPr>
+          <w:color w:val="000000" w:themeColor="text1"/>
+        </w:rPr>
+      </w:pPr>
+      <w:r>
+        <w:rPr>
+          <w:color w:val="000000" w:themeColor="text1"/>
+        </w:rPr>
+        <w:t>Gambar 5. Permission ditolak dan fallback manual</w:t>
       </w:r>
     </w:p>
     <w:p>
       <w:pPr>
         <w:jc w:val="center"/>
-      </w:pPr>
-      <w:r>
+        <w:rPr>
+          <w:color w:val="000000" w:themeColor="text1"/>
+        </w:rPr>
+      </w:pPr>
+      <w:r>
+        <w:rPr>
+          <w:noProof/>
+          <w:color w:val="000000" w:themeColor="text1"/>
+        </w:rPr>
+        <w:lastRenderedPageBreak/>
         <w:drawing>
-          <wp:inline distT="0" distB="0" distL="0" distR="0">
+          <wp:inline distT="0" distB="0" distL="0" distR="0" wp14:anchorId="1A06E367" wp14:editId="154EADE7">
             <wp:extent cx="5715000" cy="4667250"/>
-            <wp:effectExtent t="0" r="0" b="0" l="0"/>
-            <wp:docPr id="5" name="" descr="" title=""/>
+            <wp:effectExtent l="0" t="0" r="0" b="0"/>
+            <wp:docPr id="5" name="Picture 5"/>
             <wp:cNvGraphicFramePr>
               <a:graphicFrameLocks xmlns:a="http://schemas.openxmlformats.org/drawingml/2006/main" noChangeAspect="1"/>
             </wp:cNvGraphicFramePr>
@@ -1189,13 +1842,13 @@
               <a:graphicData uri="http://schemas.openxmlformats.org/drawingml/2006/picture">
                 <pic:pic xmlns:pic="http://schemas.openxmlformats.org/drawingml/2006/picture">
                   <pic:nvPicPr>
-                    <pic:cNvPr id="0" name="" descr=""/>
+                    <pic:cNvPr id="0" name=""/>
                     <pic:cNvPicPr>
                       <a:picLocks noChangeAspect="1" noChangeArrowheads="1"/>
                     </pic:cNvPicPr>
                   </pic:nvPicPr>
                   <pic:blipFill>
-                    <a:blip r:embed="rId11" cstate="none"/>
+                    <a:blip r:embed="rId9"/>
                     <a:srcRect/>
                     <a:stretch>
                       <a:fillRect/>
@@ -1220,49 +1873,86 @@
     <w:p>
       <w:pPr>
         <w:pStyle w:val="Heading1"/>
-      </w:pPr>
-      <w:r>
-        <w:t xml:space="preserve">5. Validasi teknis</w:t>
-      </w:r>
-    </w:p>
-    <w:p>
-      <w:r>
-        <w:t xml:space="preserve">Perintah berikut berhasil dijalankan:</w:t>
-      </w:r>
-    </w:p>
-    <w:p>
-      <w:pPr>
-        <w:shd w:fill="F2F2F2" w:val="clear"/>
-        <w:spacing w:after="100" w:before="100"/>
-      </w:pPr>
-      <w:r>
-        <w:rPr>
-          <w:rFonts w:ascii="Consolas" w:cs="Consolas" w:eastAsia="Consolas" w:hAnsi="Consolas"/>
+        <w:rPr>
+          <w:color w:val="000000" w:themeColor="text1"/>
+        </w:rPr>
+      </w:pPr>
+      <w:r>
+        <w:rPr>
+          <w:color w:val="000000" w:themeColor="text1"/>
+        </w:rPr>
+        <w:t>5. Validasi teknis</w:t>
+      </w:r>
+    </w:p>
+    <w:p>
+      <w:pPr>
+        <w:rPr>
+          <w:color w:val="000000" w:themeColor="text1"/>
+        </w:rPr>
+      </w:pPr>
+      <w:r>
+        <w:rPr>
+          <w:color w:val="000000" w:themeColor="text1"/>
+        </w:rPr>
+        <w:t>Perintah berikut berhasil dijalankan:</w:t>
+      </w:r>
+    </w:p>
+    <w:p>
+      <w:pPr>
+        <w:shd w:val="clear" w:color="auto" w:fill="F2F2F2"/>
+        <w:spacing w:before="100" w:after="100"/>
+        <w:rPr>
+          <w:color w:val="000000" w:themeColor="text1"/>
+        </w:rPr>
+      </w:pPr>
+      <w:r>
+        <w:rPr>
+          <w:rFonts w:eastAsia="Consolas"/>
+          <w:color w:val="000000" w:themeColor="text1"/>
           <w:sz w:val="18"/>
           <w:szCs w:val="18"/>
         </w:rPr>
-        <w:t xml:space="preserve">npx tsc --noEmit
-Exit code: 0
-npx expo export --platform web
-Exit code: 0</w:t>
-      </w:r>
-    </w:p>
-    <w:p>
-      <w:r>
-        <w:t xml:space="preserve">Remote GitHub juga sudah diperbarui: main -&gt; origin/main</w:t>
+        <w:t>npx tsc --noEmit Exit code: 0  npx expo export --platform web Exit code: 0</w:t>
+      </w:r>
+    </w:p>
+    <w:p>
+      <w:pPr>
+        <w:rPr>
+          <w:color w:val="000000" w:themeColor="text1"/>
+        </w:rPr>
+      </w:pPr>
+      <w:r>
+        <w:rPr>
+          <w:color w:val="000000" w:themeColor="text1"/>
+        </w:rPr>
+        <w:t>Remote GitHub juga sudah diperbarui: main -&gt; origin/main</w:t>
       </w:r>
     </w:p>
     <w:p>
       <w:pPr>
         <w:pStyle w:val="Heading1"/>
-      </w:pPr>
-      <w:r>
-        <w:t xml:space="preserve">6. Catatan pengujian perangkat</w:t>
-      </w:r>
-    </w:p>
-    <w:p>
-      <w:r>
-        <w:t xml:space="preserve">Screenshot pada laporan ini berasal dari pengujian Expo Web. Pengujian granted dan unavailable secara penuh sebaiknya dilakukan pada perangkat fisik atau emulator yang mendukung simulasi GPS.</w:t>
+        <w:rPr>
+          <w:color w:val="000000" w:themeColor="text1"/>
+        </w:rPr>
+      </w:pPr>
+      <w:r>
+        <w:rPr>
+          <w:color w:val="000000" w:themeColor="text1"/>
+        </w:rPr>
+        <w:t>6. Catatan pengujian perangkat</w:t>
+      </w:r>
+    </w:p>
+    <w:p>
+      <w:pPr>
+        <w:rPr>
+          <w:color w:val="000000" w:themeColor="text1"/>
+        </w:rPr>
+      </w:pPr>
+      <w:r>
+        <w:rPr>
+          <w:color w:val="000000" w:themeColor="text1"/>
+        </w:rPr>
+        <w:t>Screenshot pada laporan ini berasal dari pengujian Expo Web. Pengujian granted dan unavailable secara penuh sebaiknya dilakukan pada perangkat fisik atau emulator yang mendukung simulasi GPS.</w:t>
       </w:r>
     </w:p>
     <w:p>
@@ -1272,9 +1962,15 @@
           <w:ilvl w:val="0"/>
           <w:numId w:val="1"/>
         </w:numPr>
-      </w:pPr>
-      <w:r>
-        <w:t xml:space="preserve">Granted: izinkan permission lokasi dan pastikan cuaca lokasi saat ini tampil.</w:t>
+        <w:rPr>
+          <w:color w:val="000000" w:themeColor="text1"/>
+        </w:rPr>
+      </w:pPr>
+      <w:r>
+        <w:rPr>
+          <w:color w:val="000000" w:themeColor="text1"/>
+        </w:rPr>
+        <w:t>Granted: izinkan permission lokasi dan pastikan cuaca lokasi saat ini tampil.</w:t>
       </w:r>
     </w:p>
     <w:p>
@@ -1284,9 +1980,15 @@
           <w:ilvl w:val="0"/>
           <w:numId w:val="1"/>
         </w:numPr>
-      </w:pPr>
-      <w:r>
-        <w:t xml:space="preserve">Denied: tolak permission dan pastikan fallback pencarian manual tetap dapat digunakan.</w:t>
+        <w:rPr>
+          <w:color w:val="000000" w:themeColor="text1"/>
+        </w:rPr>
+      </w:pPr>
+      <w:r>
+        <w:rPr>
+          <w:color w:val="000000" w:themeColor="text1"/>
+        </w:rPr>
+        <w:t>Denied: tolak permission dan pastikan fallback pencarian manual tetap dapat digunakan.</w:t>
       </w:r>
     </w:p>
     <w:p>
@@ -1296,113 +1998,61 @@
           <w:ilvl w:val="0"/>
           <w:numId w:val="1"/>
         </w:numPr>
-      </w:pPr>
-      <w:r>
-        <w:t xml:space="preserve">Unavailable: matikan layanan lokasi dan pastikan aplikasi tidak crash serta menampilkan pesan layanan tidak aktif.</w:t>
+        <w:rPr>
+          <w:color w:val="000000" w:themeColor="text1"/>
+        </w:rPr>
+      </w:pPr>
+      <w:r>
+        <w:rPr>
+          <w:color w:val="000000" w:themeColor="text1"/>
+        </w:rPr>
+        <w:t>Unavailable: matikan layanan lokasi dan pastikan aplikasi tidak crash serta menampilkan pesan layanan tidak aktif.</w:t>
       </w:r>
     </w:p>
     <w:p>
       <w:pPr>
         <w:pStyle w:val="Heading1"/>
-      </w:pPr>
-      <w:r>
-        <w:t xml:space="preserve">7. Kesimpulan</w:t>
-      </w:r>
-    </w:p>
-    <w:p>
-      <w:r>
-        <w:t xml:space="preserve">Fitur Pertemuan 6 telah diimplementasikan pada proyek Jelajah Aman, meliputi permission lokasi foreground, fallback pencarian manual, AsyncStorage, modal tambah favorit, daftar Riwayat, jumlah favorit, pencegahan duplikasi, konfirmasi hapus, dan kompatibilitas web.</w:t>
+        <w:rPr>
+          <w:color w:val="000000" w:themeColor="text1"/>
+        </w:rPr>
+      </w:pPr>
+      <w:r>
+        <w:rPr>
+          <w:color w:val="000000" w:themeColor="text1"/>
+        </w:rPr>
+        <w:t>7. Kesimpulan</w:t>
+      </w:r>
+    </w:p>
+    <w:p>
+      <w:pPr>
+        <w:rPr>
+          <w:color w:val="000000" w:themeColor="text1"/>
+        </w:rPr>
+      </w:pPr>
+      <w:r>
+        <w:rPr>
+          <w:color w:val="000000" w:themeColor="text1"/>
+        </w:rPr>
+        <w:t>Fitur Pertemuan 6 telah diimplementasikan pada proyek Jelajah Aman, meliputi permission lokasi foreground, fallback pencarian manual, AsyncStorage, modal tambah favorit, daftar Riwayat, jumlah favorit, pencegahan duplikasi, konfirmasi hapus, dan kompatibilitas web.</w:t>
       </w:r>
     </w:p>
     <w:sectPr>
-      <w:pgSz w:w="11906" w:h="16838" w:orient="portrait"/>
+      <w:pgSz w:w="11906" w:h="16838"/>
       <w:pgMar w:top="1440" w:right="1440" w:bottom="1440" w:left="1440" w:header="708" w:footer="708" w:gutter="0"/>
-      <w:pgNumType/>
+      <w:cols w:space="720"/>
       <w:docGrid w:linePitch="360"/>
     </w:sectPr>
   </w:body>
 </w:document>
 </file>
 
-<file path=word/endnotes.xml><?xml version="1.0" encoding="utf-8"?>
-<w:endnotes xmlns:wpc="http://schemas.microsoft.com/office/word/2010/wordprocessingCanvas" xmlns:mc="http://schemas.openxmlformats.org/markup-compatibility/2006" xmlns:o="urn:schemas-microsoft-com:office:office" xmlns:r="http://schemas.openxmlformats.org/officeDocument/2006/relationships" xmlns:m="http://schemas.openxmlformats.org/officeDocument/2006/math" xmlns:v="urn:schemas-microsoft-com:vml" xmlns:wp14="http://schemas.microsoft.com/office/word/2010/wordprocessingDrawing" xmlns:wp="http://schemas.openxmlformats.org/drawingml/2006/wordprocessingDrawing" xmlns:w10="urn:schemas-microsoft-com:office:word" xmlns:w="http://schemas.openxmlformats.org/wordprocessingml/2006/main" xmlns:w14="http://schemas.microsoft.com/office/word/2010/wordml" xmlns:w15="http://schemas.microsoft.com/office/word/2012/wordml" xmlns:wpg="http://schemas.microsoft.com/office/word/2010/wordprocessingGroup" xmlns:wpi="http://schemas.microsoft.com/office/word/2010/wordprocessingInk" xmlns:wne="http://schemas.microsoft.com/office/word/2006/wordml" xmlns:wps="http://schemas.microsoft.com/office/word/2010/wordprocessingShape" mc:Ignorable="w14 w15 wp14">
-  <w:endnote w:type="separator" w:id="-1">
-    <w:p>
-      <w:pPr>
-        <w:spacing w:after="0" w:line="240" w:lineRule="auto"/>
-      </w:pPr>
-      <w:r>
-        <w:rPr>
-          <w:rStyle w:val="EndnoteReference"/>
-        </w:rPr>
-        <w:endnoteRef/>
-      </w:r>
-      <w:r>
-        <w:separator/>
-      </w:r>
-    </w:p>
-  </w:endnote>
-  <w:endnote w:type="continuationSeparator" w:id="0">
-    <w:p>
-      <w:pPr>
-        <w:spacing w:after="0" w:line="240" w:lineRule="auto"/>
-      </w:pPr>
-      <w:r>
-        <w:rPr>
-          <w:rStyle w:val="EndnoteReference"/>
-        </w:rPr>
-        <w:endnoteRef/>
-      </w:r>
-      <w:r>
-        <w:continuationSeparator/>
-      </w:r>
-    </w:p>
-  </w:endnote>
-</w:endnotes>
-</file>
-
-<file path=word/footnotes.xml><?xml version="1.0" encoding="utf-8"?>
-<w:footnotes xmlns:wpc="http://schemas.microsoft.com/office/word/2010/wordprocessingCanvas" xmlns:mc="http://schemas.openxmlformats.org/markup-compatibility/2006" xmlns:o="urn:schemas-microsoft-com:office:office" xmlns:r="http://schemas.openxmlformats.org/officeDocument/2006/relationships" xmlns:m="http://schemas.openxmlformats.org/officeDocument/2006/math" xmlns:v="urn:schemas-microsoft-com:vml" xmlns:wp14="http://schemas.microsoft.com/office/word/2010/wordprocessingDrawing" xmlns:wp="http://schemas.openxmlformats.org/drawingml/2006/wordprocessingDrawing" xmlns:w10="urn:schemas-microsoft-com:office:word" xmlns:w="http://schemas.openxmlformats.org/wordprocessingml/2006/main" xmlns:w14="http://schemas.microsoft.com/office/word/2010/wordml" xmlns:w15="http://schemas.microsoft.com/office/word/2012/wordml" xmlns:wpg="http://schemas.microsoft.com/office/word/2010/wordprocessingGroup" xmlns:wpi="http://schemas.microsoft.com/office/word/2010/wordprocessingInk" xmlns:wne="http://schemas.microsoft.com/office/word/2006/wordml" xmlns:wps="http://schemas.microsoft.com/office/word/2010/wordprocessingShape" mc:Ignorable="w14 w15 wp14">
-  <w:footnote w:type="separator" w:id="-1">
-    <w:p>
-      <w:pPr>
-        <w:spacing w:after="0" w:line="240" w:lineRule="auto"/>
-      </w:pPr>
-      <w:r>
-        <w:rPr>
-          <w:rStyle w:val="FootnoteReference"/>
-        </w:rPr>
-        <w:footnoteRef/>
-      </w:r>
-      <w:r>
-        <w:separator/>
-      </w:r>
-    </w:p>
-  </w:footnote>
-  <w:footnote w:type="continuationSeparator" w:id="0">
-    <w:p>
-      <w:pPr>
-        <w:spacing w:after="0" w:line="240" w:lineRule="auto"/>
-      </w:pPr>
-      <w:r>
-        <w:rPr>
-          <w:rStyle w:val="FootnoteReference"/>
-        </w:rPr>
-        <w:footnoteRef/>
-      </w:r>
-      <w:r>
-        <w:continuationSeparator/>
-      </w:r>
-    </w:p>
-  </w:footnote>
-</w:footnotes>
-</file>
-
 <file path=word/numbering.xml><?xml version="1.0" encoding="utf-8"?>
-<w:numbering xmlns:wpc="http://schemas.microsoft.com/office/word/2010/wordprocessingCanvas" xmlns:mc="http://schemas.openxmlformats.org/markup-compatibility/2006" xmlns:o="urn:schemas-microsoft-com:office:office" xmlns:r="http://schemas.openxmlformats.org/officeDocument/2006/relationships" xmlns:m="http://schemas.openxmlformats.org/officeDocument/2006/math" xmlns:v="urn:schemas-microsoft-com:vml" xmlns:wp14="http://schemas.microsoft.com/office/word/2010/wordprocessingDrawing" xmlns:wp="http://schemas.openxmlformats.org/drawingml/2006/wordprocessingDrawing" xmlns:w10="urn:schemas-microsoft-com:office:word" xmlns:w="http://schemas.openxmlformats.org/wordprocessingml/2006/main" xmlns:w14="http://schemas.microsoft.com/office/word/2010/wordml" xmlns:w15="http://schemas.microsoft.com/office/word/2012/wordml" xmlns:wpg="http://schemas.microsoft.com/office/word/2010/wordprocessingGroup" xmlns:wpi="http://schemas.microsoft.com/office/word/2010/wordprocessingInk" xmlns:wne="http://schemas.microsoft.com/office/word/2006/wordml" xmlns:wps="http://schemas.microsoft.com/office/word/2010/wordprocessingShape" mc:Ignorable="w14 w15 wp14">
-  <w:abstractNum w:abstractNumId="1" w15:restartNumberingAfterBreak="0">
+<w:numbering xmlns:wpc="http://schemas.microsoft.com/office/word/2010/wordprocessingCanvas" xmlns:cx="http://schemas.microsoft.com/office/drawing/2014/chartex" xmlns:cx1="http://schemas.microsoft.com/office/drawing/2015/9/8/chartex" xmlns:cx2="http://schemas.microsoft.com/office/drawing/2015/10/21/chartex" xmlns:cx3="http://schemas.microsoft.com/office/drawing/2016/5/9/chartex" xmlns:cx4="http://schemas.microsoft.com/office/drawing/2016/5/10/chartex" xmlns:cx5="http://schemas.microsoft.com/office/drawing/2016/5/11/chartex" xmlns:cx6="http://schemas.microsoft.com/office/drawing/2016/5/12/chartex" xmlns:cx7="http://schemas.microsoft.com/office/drawing/2016/5/13/chartex" xmlns:cx8="http://schemas.microsoft.com/office/drawing/2016/5/14/chartex" xmlns:mc="http://schemas.openxmlformats.org/markup-compatibility/2006" xmlns:aink="http://schemas.microsoft.com/office/drawing/2016/ink" xmlns:am3d="http://schemas.microsoft.com/office/drawing/2017/model3d" xmlns:o="urn:schemas-microsoft-com:office:office" xmlns:oel="http://schemas.microsoft.com/office/2019/extlst" xmlns:r="http://schemas.openxmlformats.org/officeDocument/2006/relationships" xmlns:m="http://schemas.openxmlformats.org/officeDocument/2006/math" xmlns:v="urn:schemas-microsoft-com:vml" xmlns:wp14="http://schemas.microsoft.com/office/word/2010/wordprocessingDrawing" xmlns:wp="http://schemas.openxmlformats.org/drawingml/2006/wordprocessingDrawing" xmlns:w10="urn:schemas-microsoft-com:office:word" xmlns:w="http://schemas.openxmlformats.org/wordprocessingml/2006/main" xmlns:w14="http://schemas.microsoft.com/office/word/2010/wordml" xmlns:w15="http://schemas.microsoft.com/office/word/2012/wordml" xmlns:w16cex="http://schemas.microsoft.com/office/word/2018/wordml/cex" xmlns:w16cid="http://schemas.microsoft.com/office/word/2016/wordml/cid" xmlns:w16="http://schemas.microsoft.com/office/word/2018/wordml" xmlns:w16du="http://schemas.microsoft.com/office/word/2023/wordml/word16du" xmlns:w16sdtdh="http://schemas.microsoft.com/office/word/2020/wordml/sdtdatahash" xmlns:w16sdtfl="http://schemas.microsoft.com/office/word/2024/wordml/sdtformatlock" xmlns:w16se="http://schemas.microsoft.com/office/word/2015/wordml/symex" xmlns:wpg="http://schemas.microsoft.com/office/word/2010/wordprocessingGroup" xmlns:wpi="http://schemas.microsoft.com/office/word/2010/wordprocessingInk" xmlns:wne="http://schemas.microsoft.com/office/word/2006/wordml" xmlns:wps="http://schemas.microsoft.com/office/word/2010/wordprocessingShape" mc:Ignorable="w14 w15 w16se w16cid w16 w16cex w16sdtdh w16sdtfl w16du wp14">
+  <w:abstractNum w:abstractNumId="0" w15:restartNumberingAfterBreak="0">
+    <w:nsid w:val="52AD0CBB"/>
     <w:multiLevelType w:val="hybridMultilevel"/>
-    <w:lvl w:ilvl="0" w:tentative="1">
+    <w:tmpl w:val="D4CC3D32"/>
+    <w:lvl w:ilvl="0" w:tplc="2648E182">
       <w:start w:val="1"/>
       <w:numFmt w:val="bullet"/>
       <w:lvlText w:val="●"/>
@@ -1411,7 +2061,7 @@
         <w:ind w:left="720" w:hanging="360"/>
       </w:pPr>
     </w:lvl>
-    <w:lvl w:ilvl="1" w:tentative="1">
+    <w:lvl w:ilvl="1" w:tplc="F6B045F6" w:tentative="1">
       <w:start w:val="1"/>
       <w:numFmt w:val="bullet"/>
       <w:lvlText w:val="○"/>
@@ -1420,7 +2070,7 @@
         <w:ind w:left="1440" w:hanging="360"/>
       </w:pPr>
     </w:lvl>
-    <w:lvl w:ilvl="2" w:tentative="1">
+    <w:lvl w:ilvl="2" w:tplc="5DDAD35C" w:tentative="1">
       <w:start w:val="1"/>
       <w:numFmt w:val="bullet"/>
       <w:lvlText w:val="■"/>
@@ -1429,7 +2079,7 @@
         <w:ind w:left="2160" w:hanging="360"/>
       </w:pPr>
     </w:lvl>
-    <w:lvl w:ilvl="3" w:tentative="1">
+    <w:lvl w:ilvl="3" w:tplc="2D0A5246" w:tentative="1">
       <w:start w:val="1"/>
       <w:numFmt w:val="bullet"/>
       <w:lvlText w:val="●"/>
@@ -1438,7 +2088,7 @@
         <w:ind w:left="2880" w:hanging="360"/>
       </w:pPr>
     </w:lvl>
-    <w:lvl w:ilvl="4" w:tentative="1">
+    <w:lvl w:ilvl="4" w:tplc="D638B95A" w:tentative="1">
       <w:start w:val="1"/>
       <w:numFmt w:val="bullet"/>
       <w:lvlText w:val="○"/>
@@ -1447,7 +2097,7 @@
         <w:ind w:left="3600" w:hanging="360"/>
       </w:pPr>
     </w:lvl>
-    <w:lvl w:ilvl="5" w:tentative="1">
+    <w:lvl w:ilvl="5" w:tplc="2F74C86E" w:tentative="1">
       <w:start w:val="1"/>
       <w:numFmt w:val="bullet"/>
       <w:lvlText w:val="■"/>
@@ -1456,7 +2106,7 @@
         <w:ind w:left="4320" w:hanging="360"/>
       </w:pPr>
     </w:lvl>
-    <w:lvl w:ilvl="6" w:tentative="1">
+    <w:lvl w:ilvl="6" w:tplc="D6E24DD2" w:tentative="1">
       <w:start w:val="1"/>
       <w:numFmt w:val="bullet"/>
       <w:lvlText w:val="●"/>
@@ -1465,7 +2115,7 @@
         <w:ind w:left="5040" w:hanging="360"/>
       </w:pPr>
     </w:lvl>
-    <w:lvl w:ilvl="7" w:tentative="1">
+    <w:lvl w:ilvl="7" w:tplc="E8F6D55A" w:tentative="1">
       <w:start w:val="1"/>
       <w:numFmt w:val="bullet"/>
       <w:lvlText w:val="●"/>
@@ -1474,7 +2124,7 @@
         <w:ind w:left="5760" w:hanging="360"/>
       </w:pPr>
     </w:lvl>
-    <w:lvl w:ilvl="8" w:tentative="1">
+    <w:lvl w:ilvl="8" w:tplc="8DF211F6" w:tentative="1">
       <w:start w:val="1"/>
       <w:numFmt w:val="bullet"/>
       <w:lvlText w:val="●"/>
@@ -1484,8 +2134,8 @@
       </w:pPr>
     </w:lvl>
   </w:abstractNum>
-  <w:num w:numId="1">
-    <w:abstractNumId w:val="1"/>
+  <w:num w:numId="1" w16cid:durableId="1909880424">
+    <w:abstractNumId w:val="0"/>
     <w:lvlOverride w:ilvl="0">
       <w:startOverride w:val="1"/>
     </w:lvlOverride>
@@ -1494,45 +2144,407 @@
 </file>
 
 <file path=word/styles.xml><?xml version="1.0" encoding="utf-8"?>
-<w:styles xmlns:mc="http://schemas.openxmlformats.org/markup-compatibility/2006" xmlns:r="http://schemas.openxmlformats.org/officeDocument/2006/relationships" xmlns:w="http://schemas.openxmlformats.org/wordprocessingml/2006/main" xmlns:w14="http://schemas.microsoft.com/office/word/2010/wordml" xmlns:w15="http://schemas.microsoft.com/office/word/2012/wordml" mc:Ignorable="w14 w15">
+<w:styles xmlns:mc="http://schemas.openxmlformats.org/markup-compatibility/2006" xmlns:r="http://schemas.openxmlformats.org/officeDocument/2006/relationships" xmlns:w="http://schemas.openxmlformats.org/wordprocessingml/2006/main" xmlns:w14="http://schemas.microsoft.com/office/word/2010/wordml" xmlns:w15="http://schemas.microsoft.com/office/word/2012/wordml" xmlns:w16cex="http://schemas.microsoft.com/office/word/2018/wordml/cex" xmlns:w16cid="http://schemas.microsoft.com/office/word/2016/wordml/cid" xmlns:w16="http://schemas.microsoft.com/office/word/2018/wordml" xmlns:w16du="http://schemas.microsoft.com/office/word/2023/wordml/word16du" xmlns:w16sdtdh="http://schemas.microsoft.com/office/word/2020/wordml/sdtdatahash" xmlns:w16sdtfl="http://schemas.microsoft.com/office/word/2024/wordml/sdtformatlock" xmlns:w16se="http://schemas.microsoft.com/office/word/2015/wordml/symex" mc:Ignorable="w14 w15 w16se w16cid w16 w16cex w16sdtdh w16sdtfl w16du">
   <w:docDefaults>
-    <w:rPrDefault/>
+    <w:rPrDefault>
+      <w:rPr>
+        <w:rFonts w:ascii="Times New Roman" w:eastAsia="Times New Roman" w:hAnsi="Times New Roman" w:cs="Times New Roman"/>
+        <w:lang w:val="en-ID" w:eastAsia="en-ID" w:bidi="ar-SA"/>
+      </w:rPr>
+    </w:rPrDefault>
     <w:pPrDefault/>
   </w:docDefaults>
-  <w:style w:type="paragraph" w:styleId="Normal" w:default="1">
+  <w:latentStyles w:defLockedState="0" w:defUIPriority="99" w:defSemiHidden="0" w:defUnhideWhenUsed="0" w:defQFormat="0" w:count="376">
+    <w:lsdException w:name="Normal" w:uiPriority="0" w:qFormat="1"/>
+    <w:lsdException w:name="heading 1" w:uiPriority="9" w:qFormat="1"/>
+    <w:lsdException w:name="heading 2" w:semiHidden="1" w:uiPriority="9" w:unhideWhenUsed="1" w:qFormat="1"/>
+    <w:lsdException w:name="heading 3" w:semiHidden="1" w:uiPriority="9" w:unhideWhenUsed="1" w:qFormat="1"/>
+    <w:lsdException w:name="heading 4" w:semiHidden="1" w:uiPriority="9" w:unhideWhenUsed="1" w:qFormat="1"/>
+    <w:lsdException w:name="heading 5" w:semiHidden="1" w:uiPriority="9" w:unhideWhenUsed="1" w:qFormat="1"/>
+    <w:lsdException w:name="heading 6" w:semiHidden="1" w:uiPriority="9" w:unhideWhenUsed="1" w:qFormat="1"/>
+    <w:lsdException w:name="heading 7" w:semiHidden="1" w:uiPriority="9" w:unhideWhenUsed="1" w:qFormat="1"/>
+    <w:lsdException w:name="heading 8" w:semiHidden="1" w:uiPriority="9" w:unhideWhenUsed="1" w:qFormat="1"/>
+    <w:lsdException w:name="heading 9" w:semiHidden="1" w:uiPriority="9" w:unhideWhenUsed="1" w:qFormat="1"/>
+    <w:lsdException w:name="index 1" w:semiHidden="1" w:unhideWhenUsed="1"/>
+    <w:lsdException w:name="index 2" w:semiHidden="1" w:unhideWhenUsed="1"/>
+    <w:lsdException w:name="index 3" w:semiHidden="1" w:unhideWhenUsed="1"/>
+    <w:lsdException w:name="index 4" w:semiHidden="1" w:unhideWhenUsed="1"/>
+    <w:lsdException w:name="index 5" w:semiHidden="1" w:unhideWhenUsed="1"/>
+    <w:lsdException w:name="index 6" w:semiHidden="1" w:unhideWhenUsed="1"/>
+    <w:lsdException w:name="index 7" w:semiHidden="1" w:unhideWhenUsed="1"/>
+    <w:lsdException w:name="index 8" w:semiHidden="1" w:unhideWhenUsed="1"/>
+    <w:lsdException w:name="index 9" w:semiHidden="1" w:unhideWhenUsed="1"/>
+    <w:lsdException w:name="toc 1" w:semiHidden="1" w:uiPriority="39" w:unhideWhenUsed="1"/>
+    <w:lsdException w:name="toc 2" w:semiHidden="1" w:uiPriority="39" w:unhideWhenUsed="1"/>
+    <w:lsdException w:name="toc 3" w:semiHidden="1" w:uiPriority="39" w:unhideWhenUsed="1"/>
+    <w:lsdException w:name="toc 4" w:semiHidden="1" w:uiPriority="39" w:unhideWhenUsed="1"/>
+    <w:lsdException w:name="toc 5" w:semiHidden="1" w:uiPriority="39" w:unhideWhenUsed="1"/>
+    <w:lsdException w:name="toc 6" w:semiHidden="1" w:uiPriority="39" w:unhideWhenUsed="1"/>
+    <w:lsdException w:name="toc 7" w:semiHidden="1" w:uiPriority="39" w:unhideWhenUsed="1"/>
+    <w:lsdException w:name="toc 8" w:semiHidden="1" w:uiPriority="39" w:unhideWhenUsed="1"/>
+    <w:lsdException w:name="toc 9" w:semiHidden="1" w:uiPriority="39" w:unhideWhenUsed="1"/>
+    <w:lsdException w:name="Normal Indent" w:semiHidden="1" w:unhideWhenUsed="1"/>
+    <w:lsdException w:name="footnote text" w:semiHidden="1" w:unhideWhenUsed="1"/>
+    <w:lsdException w:name="annotation text" w:semiHidden="1" w:unhideWhenUsed="1"/>
+    <w:lsdException w:name="header" w:semiHidden="1" w:unhideWhenUsed="1"/>
+    <w:lsdException w:name="footer" w:semiHidden="1" w:unhideWhenUsed="1"/>
+    <w:lsdException w:name="index heading" w:semiHidden="1" w:unhideWhenUsed="1"/>
+    <w:lsdException w:name="caption" w:semiHidden="1" w:uiPriority="35" w:unhideWhenUsed="1" w:qFormat="1"/>
+    <w:lsdException w:name="table of figures" w:semiHidden="1" w:unhideWhenUsed="1"/>
+    <w:lsdException w:name="envelope address" w:semiHidden="1" w:unhideWhenUsed="1"/>
+    <w:lsdException w:name="envelope return" w:semiHidden="1" w:unhideWhenUsed="1"/>
+    <w:lsdException w:name="footnote reference" w:semiHidden="1" w:unhideWhenUsed="1"/>
+    <w:lsdException w:name="annotation reference" w:semiHidden="1" w:unhideWhenUsed="1"/>
+    <w:lsdException w:name="line number" w:semiHidden="1" w:unhideWhenUsed="1"/>
+    <w:lsdException w:name="page number" w:semiHidden="1" w:unhideWhenUsed="1"/>
+    <w:lsdException w:name="endnote reference" w:semiHidden="1" w:unhideWhenUsed="1"/>
+    <w:lsdException w:name="endnote text" w:semiHidden="1" w:unhideWhenUsed="1"/>
+    <w:lsdException w:name="table of authorities" w:semiHidden="1" w:unhideWhenUsed="1"/>
+    <w:lsdException w:name="macro" w:semiHidden="1" w:unhideWhenUsed="1"/>
+    <w:lsdException w:name="toa heading" w:semiHidden="1" w:unhideWhenUsed="1"/>
+    <w:lsdException w:name="List" w:semiHidden="1" w:unhideWhenUsed="1"/>
+    <w:lsdException w:name="List Bullet" w:semiHidden="1" w:unhideWhenUsed="1"/>
+    <w:lsdException w:name="List Number" w:semiHidden="1" w:unhideWhenUsed="1"/>
+    <w:lsdException w:name="List 2" w:semiHidden="1" w:unhideWhenUsed="1"/>
+    <w:lsdException w:name="List 3" w:semiHidden="1" w:unhideWhenUsed="1"/>
+    <w:lsdException w:name="List 4" w:semiHidden="1" w:unhideWhenUsed="1"/>
+    <w:lsdException w:name="List 5" w:semiHidden="1" w:unhideWhenUsed="1"/>
+    <w:lsdException w:name="List Bullet 2" w:semiHidden="1" w:unhideWhenUsed="1"/>
+    <w:lsdException w:name="List Bullet 3" w:semiHidden="1" w:unhideWhenUsed="1"/>
+    <w:lsdException w:name="List Bullet 4" w:semiHidden="1" w:unhideWhenUsed="1"/>
+    <w:lsdException w:name="List Bullet 5" w:semiHidden="1" w:unhideWhenUsed="1"/>
+    <w:lsdException w:name="List Number 2" w:semiHidden="1" w:unhideWhenUsed="1"/>
+    <w:lsdException w:name="List Number 3" w:semiHidden="1" w:unhideWhenUsed="1"/>
+    <w:lsdException w:name="List Number 4" w:semiHidden="1" w:unhideWhenUsed="1"/>
+    <w:lsdException w:name="List Number 5" w:semiHidden="1" w:unhideWhenUsed="1"/>
+    <w:lsdException w:name="Title" w:uiPriority="10" w:qFormat="1"/>
+    <w:lsdException w:name="Closing" w:semiHidden="1" w:unhideWhenUsed="1"/>
+    <w:lsdException w:name="Signature" w:semiHidden="1" w:unhideWhenUsed="1"/>
+    <w:lsdException w:name="Default Paragraph Font" w:semiHidden="1" w:uiPriority="1" w:unhideWhenUsed="1"/>
+    <w:lsdException w:name="Body Text" w:semiHidden="1" w:unhideWhenUsed="1"/>
+    <w:lsdException w:name="Body Text Indent" w:semiHidden="1" w:unhideWhenUsed="1"/>
+    <w:lsdException w:name="List Continue" w:semiHidden="1" w:unhideWhenUsed="1"/>
+    <w:lsdException w:name="List Continue 2" w:semiHidden="1" w:unhideWhenUsed="1"/>
+    <w:lsdException w:name="List Continue 3" w:semiHidden="1" w:unhideWhenUsed="1"/>
+    <w:lsdException w:name="List Continue 4" w:semiHidden="1" w:unhideWhenUsed="1"/>
+    <w:lsdException w:name="List Continue 5" w:semiHidden="1" w:unhideWhenUsed="1"/>
+    <w:lsdException w:name="Message Header" w:semiHidden="1" w:unhideWhenUsed="1"/>
+    <w:lsdException w:name="Subtitle" w:uiPriority="11" w:qFormat="1"/>
+    <w:lsdException w:name="Salutation" w:semiHidden="1" w:unhideWhenUsed="1"/>
+    <w:lsdException w:name="Date" w:semiHidden="1" w:unhideWhenUsed="1"/>
+    <w:lsdException w:name="Body Text First Indent" w:semiHidden="1" w:unhideWhenUsed="1"/>
+    <w:lsdException w:name="Body Text First Indent 2" w:semiHidden="1" w:unhideWhenUsed="1"/>
+    <w:lsdException w:name="Note Heading" w:semiHidden="1" w:unhideWhenUsed="1"/>
+    <w:lsdException w:name="Body Text 2" w:semiHidden="1" w:unhideWhenUsed="1"/>
+    <w:lsdException w:name="Body Text 3" w:semiHidden="1" w:unhideWhenUsed="1"/>
+    <w:lsdException w:name="Body Text Indent 2" w:semiHidden="1" w:unhideWhenUsed="1"/>
+    <w:lsdException w:name="Body Text Indent 3" w:semiHidden="1" w:unhideWhenUsed="1"/>
+    <w:lsdException w:name="Block Text" w:semiHidden="1" w:unhideWhenUsed="1"/>
+    <w:lsdException w:name="Hyperlink" w:semiHidden="1" w:unhideWhenUsed="1"/>
+    <w:lsdException w:name="FollowedHyperlink" w:semiHidden="1" w:unhideWhenUsed="1"/>
+    <w:lsdException w:name="Strong" w:uiPriority="22" w:qFormat="1"/>
+    <w:lsdException w:name="Emphasis" w:uiPriority="20" w:qFormat="1"/>
+    <w:lsdException w:name="Document Map" w:semiHidden="1" w:unhideWhenUsed="1"/>
+    <w:lsdException w:name="Plain Text" w:semiHidden="1" w:unhideWhenUsed="1"/>
+    <w:lsdException w:name="E-mail Signature" w:semiHidden="1" w:unhideWhenUsed="1"/>
+    <w:lsdException w:name="HTML Top of Form" w:semiHidden="1" w:unhideWhenUsed="1"/>
+    <w:lsdException w:name="HTML Bottom of Form" w:semiHidden="1" w:unhideWhenUsed="1"/>
+    <w:lsdException w:name="Normal (Web)" w:semiHidden="1" w:unhideWhenUsed="1"/>
+    <w:lsdException w:name="HTML Acronym" w:semiHidden="1" w:unhideWhenUsed="1"/>
+    <w:lsdException w:name="HTML Address" w:semiHidden="1" w:unhideWhenUsed="1"/>
+    <w:lsdException w:name="HTML Cite" w:semiHidden="1" w:unhideWhenUsed="1"/>
+    <w:lsdException w:name="HTML Code" w:semiHidden="1" w:unhideWhenUsed="1"/>
+    <w:lsdException w:name="HTML Definition" w:semiHidden="1" w:unhideWhenUsed="1"/>
+    <w:lsdException w:name="HTML Keyboard" w:semiHidden="1" w:unhideWhenUsed="1"/>
+    <w:lsdException w:name="HTML Preformatted" w:semiHidden="1" w:unhideWhenUsed="1"/>
+    <w:lsdException w:name="HTML Sample" w:semiHidden="1" w:unhideWhenUsed="1"/>
+    <w:lsdException w:name="HTML Typewriter" w:semiHidden="1" w:unhideWhenUsed="1"/>
+    <w:lsdException w:name="HTML Variable" w:semiHidden="1" w:unhideWhenUsed="1"/>
+    <w:lsdException w:name="Normal Table" w:semiHidden="1" w:unhideWhenUsed="1"/>
+    <w:lsdException w:name="annotation subject" w:semiHidden="1" w:unhideWhenUsed="1"/>
+    <w:lsdException w:name="No List" w:semiHidden="1" w:unhideWhenUsed="1"/>
+    <w:lsdException w:name="Outline List 1" w:semiHidden="1" w:unhideWhenUsed="1"/>
+    <w:lsdException w:name="Outline List 2" w:semiHidden="1" w:unhideWhenUsed="1"/>
+    <w:lsdException w:name="Outline List 3" w:semiHidden="1" w:unhideWhenUsed="1"/>
+    <w:lsdException w:name="Table Simple 1" w:semiHidden="1" w:unhideWhenUsed="1"/>
+    <w:lsdException w:name="Table Simple 2" w:semiHidden="1" w:unhideWhenUsed="1"/>
+    <w:lsdException w:name="Table Simple 3" w:semiHidden="1" w:unhideWhenUsed="1"/>
+    <w:lsdException w:name="Table Classic 1" w:semiHidden="1" w:unhideWhenUsed="1"/>
+    <w:lsdException w:name="Table Classic 2" w:semiHidden="1" w:unhideWhenUsed="1"/>
+    <w:lsdException w:name="Table Classic 3" w:semiHidden="1" w:unhideWhenUsed="1"/>
+    <w:lsdException w:name="Table Classic 4" w:semiHidden="1" w:unhideWhenUsed="1"/>
+    <w:lsdException w:name="Table Colorful 1" w:semiHidden="1" w:unhideWhenUsed="1"/>
+    <w:lsdException w:name="Table Colorful 2" w:semiHidden="1" w:unhideWhenUsed="1"/>
+    <w:lsdException w:name="Table Colorful 3" w:semiHidden="1" w:unhideWhenUsed="1"/>
+    <w:lsdException w:name="Table Columns 1" w:semiHidden="1" w:unhideWhenUsed="1"/>
+    <w:lsdException w:name="Table Columns 2" w:semiHidden="1" w:unhideWhenUsed="1"/>
+    <w:lsdException w:name="Table Columns 3" w:semiHidden="1" w:unhideWhenUsed="1"/>
+    <w:lsdException w:name="Table Columns 4" w:semiHidden="1" w:unhideWhenUsed="1"/>
+    <w:lsdException w:name="Table Columns 5" w:semiHidden="1" w:unhideWhenUsed="1"/>
+    <w:lsdException w:name="Table Grid 1" w:semiHidden="1" w:unhideWhenUsed="1"/>
+    <w:lsdException w:name="Table Grid 2" w:semiHidden="1" w:unhideWhenUsed="1"/>
+    <w:lsdException w:name="Table Grid 3" w:semiHidden="1" w:unhideWhenUsed="1"/>
+    <w:lsdException w:name="Table Grid 4" w:semiHidden="1" w:unhideWhenUsed="1"/>
+    <w:lsdException w:name="Table Grid 5" w:semiHidden="1" w:unhideWhenUsed="1"/>
+    <w:lsdException w:name="Table Grid 6" w:semiHidden="1" w:unhideWhenUsed="1"/>
+    <w:lsdException w:name="Table Grid 7" w:semiHidden="1" w:unhideWhenUsed="1"/>
+    <w:lsdException w:name="Table Grid 8" w:semiHidden="1" w:unhideWhenUsed="1"/>
+    <w:lsdException w:name="Table List 1" w:semiHidden="1" w:unhideWhenUsed="1"/>
+    <w:lsdException w:name="Table List 2" w:semiHidden="1" w:unhideWhenUsed="1"/>
+    <w:lsdException w:name="Table List 3" w:semiHidden="1" w:unhideWhenUsed="1"/>
+    <w:lsdException w:name="Table List 4" w:semiHidden="1" w:unhideWhenUsed="1"/>
+    <w:lsdException w:name="Table List 5" w:semiHidden="1" w:unhideWhenUsed="1"/>
+    <w:lsdException w:name="Table List 6" w:semiHidden="1" w:unhideWhenUsed="1"/>
+    <w:lsdException w:name="Table List 7" w:semiHidden="1" w:unhideWhenUsed="1"/>
+    <w:lsdException w:name="Table List 8" w:semiHidden="1" w:unhideWhenUsed="1"/>
+    <w:lsdException w:name="Table 3D effects 1" w:semiHidden="1" w:unhideWhenUsed="1"/>
+    <w:lsdException w:name="Table 3D effects 2" w:semiHidden="1" w:unhideWhenUsed="1"/>
+    <w:lsdException w:name="Table 3D effects 3" w:semiHidden="1" w:unhideWhenUsed="1"/>
+    <w:lsdException w:name="Table Contemporary" w:semiHidden="1" w:unhideWhenUsed="1"/>
+    <w:lsdException w:name="Table Elegant" w:semiHidden="1" w:unhideWhenUsed="1"/>
+    <w:lsdException w:name="Table Professional" w:semiHidden="1" w:unhideWhenUsed="1"/>
+    <w:lsdException w:name="Table Subtle 1" w:semiHidden="1" w:unhideWhenUsed="1"/>
+    <w:lsdException w:name="Table Subtle 2" w:semiHidden="1" w:unhideWhenUsed="1"/>
+    <w:lsdException w:name="Table Web 1" w:semiHidden="1" w:unhideWhenUsed="1"/>
+    <w:lsdException w:name="Table Web 2" w:semiHidden="1" w:unhideWhenUsed="1"/>
+    <w:lsdException w:name="Table Web 3" w:semiHidden="1" w:unhideWhenUsed="1"/>
+    <w:lsdException w:name="Balloon Text" w:semiHidden="1" w:unhideWhenUsed="1"/>
+    <w:lsdException w:name="Table Grid" w:uiPriority="39"/>
+    <w:lsdException w:name="Table Theme" w:semiHidden="1" w:unhideWhenUsed="1"/>
+    <w:lsdException w:name="Placeholder Text" w:semiHidden="1"/>
+    <w:lsdException w:name="No Spacing" w:uiPriority="1" w:qFormat="1"/>
+    <w:lsdException w:name="Light Shading" w:uiPriority="60"/>
+    <w:lsdException w:name="Light List" w:uiPriority="61"/>
+    <w:lsdException w:name="Light Grid" w:uiPriority="62"/>
+    <w:lsdException w:name="Medium Shading 1" w:uiPriority="63"/>
+    <w:lsdException w:name="Medium Shading 2" w:uiPriority="64"/>
+    <w:lsdException w:name="Medium List 1" w:uiPriority="65"/>
+    <w:lsdException w:name="Medium List 2" w:uiPriority="66"/>
+    <w:lsdException w:name="Medium Grid 1" w:uiPriority="67"/>
+    <w:lsdException w:name="Medium Grid 2" w:uiPriority="68"/>
+    <w:lsdException w:name="Medium Grid 3" w:uiPriority="69"/>
+    <w:lsdException w:name="Dark List" w:uiPriority="70"/>
+    <w:lsdException w:name="Colorful Shading" w:uiPriority="71"/>
+    <w:lsdException w:name="Colorful List" w:uiPriority="72"/>
+    <w:lsdException w:name="Colorful Grid" w:uiPriority="73"/>
+    <w:lsdException w:name="Light Shading Accent 1" w:uiPriority="60"/>
+    <w:lsdException w:name="Light List Accent 1" w:uiPriority="61"/>
+    <w:lsdException w:name="Light Grid Accent 1" w:uiPriority="62"/>
+    <w:lsdException w:name="Medium Shading 1 Accent 1" w:uiPriority="63"/>
+    <w:lsdException w:name="Medium Shading 2 Accent 1" w:uiPriority="64"/>
+    <w:lsdException w:name="Medium List 1 Accent 1" w:uiPriority="65"/>
+    <w:lsdException w:name="Revision" w:semiHidden="1"/>
+    <w:lsdException w:name="List Paragraph" w:uiPriority="34" w:qFormat="1"/>
+    <w:lsdException w:name="Quote" w:uiPriority="29" w:qFormat="1"/>
+    <w:lsdException w:name="Intense Quote" w:uiPriority="30" w:qFormat="1"/>
+    <w:lsdException w:name="Medium List 2 Accent 1" w:uiPriority="66"/>
+    <w:lsdException w:name="Medium Grid 1 Accent 1" w:uiPriority="67"/>
+    <w:lsdException w:name="Medium Grid 2 Accent 1" w:uiPriority="68"/>
+    <w:lsdException w:name="Medium Grid 3 Accent 1" w:uiPriority="69"/>
+    <w:lsdException w:name="Dark List Accent 1" w:uiPriority="70"/>
+    <w:lsdException w:name="Colorful Shading Accent 1" w:uiPriority="71"/>
+    <w:lsdException w:name="Colorful List Accent 1" w:uiPriority="72"/>
+    <w:lsdException w:name="Colorful Grid Accent 1" w:uiPriority="73"/>
+    <w:lsdException w:name="Light Shading Accent 2" w:uiPriority="60"/>
+    <w:lsdException w:name="Light List Accent 2" w:uiPriority="61"/>
+    <w:lsdException w:name="Light Grid Accent 2" w:uiPriority="62"/>
+    <w:lsdException w:name="Medium Shading 1 Accent 2" w:uiPriority="63"/>
+    <w:lsdException w:name="Medium Shading 2 Accent 2" w:uiPriority="64"/>
+    <w:lsdException w:name="Medium List 1 Accent 2" w:uiPriority="65"/>
+    <w:lsdException w:name="Medium List 2 Accent 2" w:uiPriority="66"/>
+    <w:lsdException w:name="Medium Grid 1 Accent 2" w:uiPriority="67"/>
+    <w:lsdException w:name="Medium Grid 2 Accent 2" w:uiPriority="68"/>
+    <w:lsdException w:name="Medium Grid 3 Accent 2" w:uiPriority="69"/>
+    <w:lsdException w:name="Dark List Accent 2" w:uiPriority="70"/>
+    <w:lsdException w:name="Colorful Shading Accent 2" w:uiPriority="71"/>
+    <w:lsdException w:name="Colorful List Accent 2" w:uiPriority="72"/>
+    <w:lsdException w:name="Colorful Grid Accent 2" w:uiPriority="73"/>
+    <w:lsdException w:name="Light Shading Accent 3" w:uiPriority="60"/>
+    <w:lsdException w:name="Light List Accent 3" w:uiPriority="61"/>
+    <w:lsdException w:name="Light Grid Accent 3" w:uiPriority="62"/>
+    <w:lsdException w:name="Medium Shading 1 Accent 3" w:uiPriority="63"/>
+    <w:lsdException w:name="Medium Shading 2 Accent 3" w:uiPriority="64"/>
+    <w:lsdException w:name="Medium List 1 Accent 3" w:uiPriority="65"/>
+    <w:lsdException w:name="Medium List 2 Accent 3" w:uiPriority="66"/>
+    <w:lsdException w:name="Medium Grid 1 Accent 3" w:uiPriority="67"/>
+    <w:lsdException w:name="Medium Grid 2 Accent 3" w:uiPriority="68"/>
+    <w:lsdException w:name="Medium Grid 3 Accent 3" w:uiPriority="69"/>
+    <w:lsdException w:name="Dark List Accent 3" w:uiPriority="70"/>
+    <w:lsdException w:name="Colorful Shading Accent 3" w:uiPriority="71"/>
+    <w:lsdException w:name="Colorful List Accent 3" w:uiPriority="72"/>
+    <w:lsdException w:name="Colorful Grid Accent 3" w:uiPriority="73"/>
+    <w:lsdException w:name="Light Shading Accent 4" w:uiPriority="60"/>
+    <w:lsdException w:name="Light List Accent 4" w:uiPriority="61"/>
+    <w:lsdException w:name="Light Grid Accent 4" w:uiPriority="62"/>
+    <w:lsdException w:name="Medium Shading 1 Accent 4" w:uiPriority="63"/>
+    <w:lsdException w:name="Medium Shading 2 Accent 4" w:uiPriority="64"/>
+    <w:lsdException w:name="Medium List 1 Accent 4" w:uiPriority="65"/>
+    <w:lsdException w:name="Medium List 2 Accent 4" w:uiPriority="66"/>
+    <w:lsdException w:name="Medium Grid 1 Accent 4" w:uiPriority="67"/>
+    <w:lsdException w:name="Medium Grid 2 Accent 4" w:uiPriority="68"/>
+    <w:lsdException w:name="Medium Grid 3 Accent 4" w:uiPriority="69"/>
+    <w:lsdException w:name="Dark List Accent 4" w:uiPriority="70"/>
+    <w:lsdException w:name="Colorful Shading Accent 4" w:uiPriority="71"/>
+    <w:lsdException w:name="Colorful List Accent 4" w:uiPriority="72"/>
+    <w:lsdException w:name="Colorful Grid Accent 4" w:uiPriority="73"/>
+    <w:lsdException w:name="Light Shading Accent 5" w:uiPriority="60"/>
+    <w:lsdException w:name="Light List Accent 5" w:uiPriority="61"/>
+    <w:lsdException w:name="Light Grid Accent 5" w:uiPriority="62"/>
+    <w:lsdException w:name="Medium Shading 1 Accent 5" w:uiPriority="63"/>
+    <w:lsdException w:name="Medium Shading 2 Accent 5" w:uiPriority="64"/>
+    <w:lsdException w:name="Medium List 1 Accent 5" w:uiPriority="65"/>
+    <w:lsdException w:name="Medium List 2 Accent 5" w:uiPriority="66"/>
+    <w:lsdException w:name="Medium Grid 1 Accent 5" w:uiPriority="67"/>
+    <w:lsdException w:name="Medium Grid 2 Accent 5" w:uiPriority="68"/>
+    <w:lsdException w:name="Medium Grid 3 Accent 5" w:uiPriority="69"/>
+    <w:lsdException w:name="Dark List Accent 5" w:uiPriority="70"/>
+    <w:lsdException w:name="Colorful Shading Accent 5" w:uiPriority="71"/>
+    <w:lsdException w:name="Colorful List Accent 5" w:uiPriority="72"/>
+    <w:lsdException w:name="Colorful Grid Accent 5" w:uiPriority="73"/>
+    <w:lsdException w:name="Light Shading Accent 6" w:uiPriority="60"/>
+    <w:lsdException w:name="Light List Accent 6" w:uiPriority="61"/>
+    <w:lsdException w:name="Light Grid Accent 6" w:uiPriority="62"/>
+    <w:lsdException w:name="Medium Shading 1 Accent 6" w:uiPriority="63"/>
+    <w:lsdException w:name="Medium Shading 2 Accent 6" w:uiPriority="64"/>
+    <w:lsdException w:name="Medium List 1 Accent 6" w:uiPriority="65"/>
+    <w:lsdException w:name="Medium List 2 Accent 6" w:uiPriority="66"/>
+    <w:lsdException w:name="Medium Grid 1 Accent 6" w:uiPriority="67"/>
+    <w:lsdException w:name="Medium Grid 2 Accent 6" w:uiPriority="68"/>
+    <w:lsdException w:name="Medium Grid 3 Accent 6" w:uiPriority="69"/>
+    <w:lsdException w:name="Dark List Accent 6" w:uiPriority="70"/>
+    <w:lsdException w:name="Colorful Shading Accent 6" w:uiPriority="71"/>
+    <w:lsdException w:name="Colorful List Accent 6" w:uiPriority="72"/>
+    <w:lsdException w:name="Colorful Grid Accent 6" w:uiPriority="73"/>
+    <w:lsdException w:name="Subtle Emphasis" w:uiPriority="19" w:qFormat="1"/>
+    <w:lsdException w:name="Intense Emphasis" w:uiPriority="21" w:qFormat="1"/>
+    <w:lsdException w:name="Subtle Reference" w:uiPriority="31" w:qFormat="1"/>
+    <w:lsdException w:name="Intense Reference" w:uiPriority="32" w:qFormat="1"/>
+    <w:lsdException w:name="Book Title" w:uiPriority="33" w:qFormat="1"/>
+    <w:lsdException w:name="Bibliography" w:semiHidden="1" w:uiPriority="37" w:unhideWhenUsed="1"/>
+    <w:lsdException w:name="TOC Heading" w:semiHidden="1" w:uiPriority="39" w:unhideWhenUsed="1" w:qFormat="1"/>
+    <w:lsdException w:name="Plain Table 1" w:uiPriority="41"/>
+    <w:lsdException w:name="Plain Table 2" w:uiPriority="42"/>
+    <w:lsdException w:name="Plain Table 3" w:uiPriority="43"/>
+    <w:lsdException w:name="Plain Table 4" w:uiPriority="44"/>
+    <w:lsdException w:name="Plain Table 5" w:uiPriority="45"/>
+    <w:lsdException w:name="Grid Table Light" w:uiPriority="40"/>
+    <w:lsdException w:name="Grid Table 1 Light" w:uiPriority="46"/>
+    <w:lsdException w:name="Grid Table 2" w:uiPriority="47"/>
+    <w:lsdException w:name="Grid Table 3" w:uiPriority="48"/>
+    <w:lsdException w:name="Grid Table 4" w:uiPriority="49"/>
+    <w:lsdException w:name="Grid Table 5 Dark" w:uiPriority="50"/>
+    <w:lsdException w:name="Grid Table 6 Colorful" w:uiPriority="51"/>
+    <w:lsdException w:name="Grid Table 7 Colorful" w:uiPriority="52"/>
+    <w:lsdException w:name="Grid Table 1 Light Accent 1" w:uiPriority="46"/>
+    <w:lsdException w:name="Grid Table 2 Accent 1" w:uiPriority="47"/>
+    <w:lsdException w:name="Grid Table 3 Accent 1" w:uiPriority="48"/>
+    <w:lsdException w:name="Grid Table 4 Accent 1" w:uiPriority="49"/>
+    <w:lsdException w:name="Grid Table 5 Dark Accent 1" w:uiPriority="50"/>
+    <w:lsdException w:name="Grid Table 6 Colorful Accent 1" w:uiPriority="51"/>
+    <w:lsdException w:name="Grid Table 7 Colorful Accent 1" w:uiPriority="52"/>
+    <w:lsdException w:name="Grid Table 1 Light Accent 2" w:uiPriority="46"/>
+    <w:lsdException w:name="Grid Table 2 Accent 2" w:uiPriority="47"/>
+    <w:lsdException w:name="Grid Table 3 Accent 2" w:uiPriority="48"/>
+    <w:lsdException w:name="Grid Table 4 Accent 2" w:uiPriority="49"/>
+    <w:lsdException w:name="Grid Table 5 Dark Accent 2" w:uiPriority="50"/>
+    <w:lsdException w:name="Grid Table 6 Colorful Accent 2" w:uiPriority="51"/>
+    <w:lsdException w:name="Grid Table 7 Colorful Accent 2" w:uiPriority="52"/>
+    <w:lsdException w:name="Grid Table 1 Light Accent 3" w:uiPriority="46"/>
+    <w:lsdException w:name="Grid Table 2 Accent 3" w:uiPriority="47"/>
+    <w:lsdException w:name="Grid Table 3 Accent 3" w:uiPriority="48"/>
+    <w:lsdException w:name="Grid Table 4 Accent 3" w:uiPriority="49"/>
+    <w:lsdException w:name="Grid Table 5 Dark Accent 3" w:uiPriority="50"/>
+    <w:lsdException w:name="Grid Table 6 Colorful Accent 3" w:uiPriority="51"/>
+    <w:lsdException w:name="Grid Table 7 Colorful Accent 3" w:uiPriority="52"/>
+    <w:lsdException w:name="Grid Table 1 Light Accent 4" w:uiPriority="46"/>
+    <w:lsdException w:name="Grid Table 2 Accent 4" w:uiPriority="47"/>
+    <w:lsdException w:name="Grid Table 3 Accent 4" w:uiPriority="48"/>
+    <w:lsdException w:name="Grid Table 4 Accent 4" w:uiPriority="49"/>
+    <w:lsdException w:name="Grid Table 5 Dark Accent 4" w:uiPriority="50"/>
+    <w:lsdException w:name="Grid Table 6 Colorful Accent 4" w:uiPriority="51"/>
+    <w:lsdException w:name="Grid Table 7 Colorful Accent 4" w:uiPriority="52"/>
+    <w:lsdException w:name="Grid Table 1 Light Accent 5" w:uiPriority="46"/>
+    <w:lsdException w:name="Grid Table 2 Accent 5" w:uiPriority="47"/>
+    <w:lsdException w:name="Grid Table 3 Accent 5" w:uiPriority="48"/>
+    <w:lsdException w:name="Grid Table 4 Accent 5" w:uiPriority="49"/>
+    <w:lsdException w:name="Grid Table 5 Dark Accent 5" w:uiPriority="50"/>
+    <w:lsdException w:name="Grid Table 6 Colorful Accent 5" w:uiPriority="51"/>
+    <w:lsdException w:name="Grid Table 7 Colorful Accent 5" w:uiPriority="52"/>
+    <w:lsdException w:name="Grid Table 1 Light Accent 6" w:uiPriority="46"/>
+    <w:lsdException w:name="Grid Table 2 Accent 6" w:uiPriority="47"/>
+    <w:lsdException w:name="Grid Table 3 Accent 6" w:uiPriority="48"/>
+    <w:lsdException w:name="Grid Table 4 Accent 6" w:uiPriority="49"/>
+    <w:lsdException w:name="Grid Table 5 Dark Accent 6" w:uiPriority="50"/>
+    <w:lsdException w:name="Grid Table 6 Colorful Accent 6" w:uiPriority="51"/>
+    <w:lsdException w:name="Grid Table 7 Colorful Accent 6" w:uiPriority="52"/>
+    <w:lsdException w:name="List Table 1 Light" w:uiPriority="46"/>
+    <w:lsdException w:name="List Table 2" w:uiPriority="47"/>
+    <w:lsdException w:name="List Table 3" w:uiPriority="48"/>
+    <w:lsdException w:name="List Table 4" w:uiPriority="49"/>
+    <w:lsdException w:name="List Table 5 Dark" w:uiPriority="50"/>
+    <w:lsdException w:name="List Table 6 Colorful" w:uiPriority="51"/>
+    <w:lsdException w:name="List Table 7 Colorful" w:uiPriority="52"/>
+    <w:lsdException w:name="List Table 1 Light Accent 1" w:uiPriority="46"/>
+    <w:lsdException w:name="List Table 2 Accent 1" w:uiPriority="47"/>
+    <w:lsdException w:name="List Table 3 Accent 1" w:uiPriority="48"/>
+    <w:lsdException w:name="List Table 4 Accent 1" w:uiPriority="49"/>
+    <w:lsdException w:name="List Table 5 Dark Accent 1" w:uiPriority="50"/>
+    <w:lsdException w:name="List Table 6 Colorful Accent 1" w:uiPriority="51"/>
+    <w:lsdException w:name="List Table 7 Colorful Accent 1" w:uiPriority="52"/>
+    <w:lsdException w:name="List Table 1 Light Accent 2" w:uiPriority="46"/>
+    <w:lsdException w:name="List Table 2 Accent 2" w:uiPriority="47"/>
+    <w:lsdException w:name="List Table 3 Accent 2" w:uiPriority="48"/>
+    <w:lsdException w:name="List Table 4 Accent 2" w:uiPriority="49"/>
+    <w:lsdException w:name="List Table 5 Dark Accent 2" w:uiPriority="50"/>
+    <w:lsdException w:name="List Table 6 Colorful Accent 2" w:uiPriority="51"/>
+    <w:lsdException w:name="List Table 7 Colorful Accent 2" w:uiPriority="52"/>
+    <w:lsdException w:name="List Table 1 Light Accent 3" w:uiPriority="46"/>
+    <w:lsdException w:name="List Table 2 Accent 3" w:uiPriority="47"/>
+    <w:lsdException w:name="List Table 3 Accent 3" w:uiPriority="48"/>
+    <w:lsdException w:name="List Table 4 Accent 3" w:uiPriority="49"/>
+    <w:lsdException w:name="List Table 5 Dark Accent 3" w:uiPriority="50"/>
+    <w:lsdException w:name="List Table 6 Colorful Accent 3" w:uiPriority="51"/>
+    <w:lsdException w:name="List Table 7 Colorful Accent 3" w:uiPriority="52"/>
+    <w:lsdException w:name="List Table 1 Light Accent 4" w:uiPriority="46"/>
+    <w:lsdException w:name="List Table 2 Accent 4" w:uiPriority="47"/>
+    <w:lsdException w:name="List Table 3 Accent 4" w:uiPriority="48"/>
+    <w:lsdException w:name="List Table 4 Accent 4" w:uiPriority="49"/>
+    <w:lsdException w:name="List Table 5 Dark Accent 4" w:uiPriority="50"/>
+    <w:lsdException w:name="List Table 6 Colorful Accent 4" w:uiPriority="51"/>
+    <w:lsdException w:name="List Table 7 Colorful Accent 4" w:uiPriority="52"/>
+    <w:lsdException w:name="List Table 1 Light Accent 5" w:uiPriority="46"/>
+    <w:lsdException w:name="List Table 2 Accent 5" w:uiPriority="47"/>
+    <w:lsdException w:name="List Table 3 Accent 5" w:uiPriority="48"/>
+    <w:lsdException w:name="List Table 4 Accent 5" w:uiPriority="49"/>
+    <w:lsdException w:name="List Table 5 Dark Accent 5" w:uiPriority="50"/>
+    <w:lsdException w:name="List Table 6 Colorful Accent 5" w:uiPriority="51"/>
+    <w:lsdException w:name="List Table 7 Colorful Accent 5" w:uiPriority="52"/>
+    <w:lsdException w:name="List Table 1 Light Accent 6" w:uiPriority="46"/>
+    <w:lsdException w:name="List Table 2 Accent 6" w:uiPriority="47"/>
+    <w:lsdException w:name="List Table 3 Accent 6" w:uiPriority="48"/>
+    <w:lsdException w:name="List Table 4 Accent 6" w:uiPriority="49"/>
+    <w:lsdException w:name="List Table 5 Dark Accent 6" w:uiPriority="50"/>
+    <w:lsdException w:name="List Table 6 Colorful Accent 6" w:uiPriority="51"/>
+    <w:lsdException w:name="List Table 7 Colorful Accent 6" w:uiPriority="52"/>
+    <w:lsdException w:name="Mention" w:semiHidden="1" w:unhideWhenUsed="1"/>
+    <w:lsdException w:name="Smart Hyperlink" w:semiHidden="1" w:unhideWhenUsed="1"/>
+    <w:lsdException w:name="Hashtag" w:semiHidden="1" w:unhideWhenUsed="1"/>
+    <w:lsdException w:name="Unresolved Mention" w:semiHidden="1" w:unhideWhenUsed="1"/>
+    <w:lsdException w:name="Smart Link" w:semiHidden="1" w:unhideWhenUsed="1"/>
+  </w:latentStyles>
+  <w:style w:type="paragraph" w:default="1" w:styleId="Normal">
     <w:name w:val="Normal"/>
     <w:qFormat/>
   </w:style>
-  <w:style w:type="table" w:styleId="TableNormal" w:default="true">
-    <w:name w:val="Normal Table"/>
-    <w:uiPriority w:val="99"/>
-    <w:semiHidden/>
-    <w:unhideWhenUsed/>
-    <w:tblPr>
-      <w:tblInd w:type="dxa" w:w="0"/>
-      <w:tblCellMar>
-        <w:top w:type="dxa" w:w="0"/>
-        <w:left w:type="dxa" w:w="108"/>
-        <w:bottom w:type="dxa" w:w="0"/>
-        <w:right w:type="dxa" w:w="108"/>
-      </w:tblCellMar>
-    </w:tblPr>
-  </w:style>
-  <w:style w:type="paragraph" w:styleId="Title">
-    <w:name w:val="Title"/>
+  <w:style w:type="paragraph" w:styleId="Heading1">
+    <w:name w:val="heading 1"/>
     <w:basedOn w:val="Normal"/>
     <w:next w:val="Normal"/>
+    <w:uiPriority w:val="9"/>
     <w:qFormat/>
-    <w:rPr>
-      <w:sz w:val="56"/>
-      <w:szCs w:val="56"/>
-    </w:rPr>
-  </w:style>
-  <w:style w:type="paragraph" w:styleId="Heading1">
-    <w:name w:val="Heading 1"/>
-    <w:basedOn w:val="Normal"/>
-    <w:next w:val="Normal"/>
-    <w:qFormat/>
+    <w:pPr>
+      <w:outlineLvl w:val="0"/>
+    </w:pPr>
     <w:rPr>
       <w:color w:val="2E74B5"/>
       <w:sz w:val="32"/>
@@ -1540,10 +2552,15 @@
     </w:rPr>
   </w:style>
   <w:style w:type="paragraph" w:styleId="Heading2">
-    <w:name w:val="Heading 2"/>
+    <w:name w:val="heading 2"/>
     <w:basedOn w:val="Normal"/>
     <w:next w:val="Normal"/>
+    <w:uiPriority w:val="9"/>
+    <w:unhideWhenUsed/>
     <w:qFormat/>
+    <w:pPr>
+      <w:outlineLvl w:val="1"/>
+    </w:pPr>
     <w:rPr>
       <w:color w:val="2E74B5"/>
       <w:sz w:val="26"/>
@@ -1551,10 +2568,16 @@
     </w:rPr>
   </w:style>
   <w:style w:type="paragraph" w:styleId="Heading3">
-    <w:name w:val="Heading 3"/>
+    <w:name w:val="heading 3"/>
     <w:basedOn w:val="Normal"/>
     <w:next w:val="Normal"/>
+    <w:uiPriority w:val="9"/>
+    <w:semiHidden/>
+    <w:unhideWhenUsed/>
     <w:qFormat/>
+    <w:pPr>
+      <w:outlineLvl w:val="2"/>
+    </w:pPr>
     <w:rPr>
       <w:color w:val="1F4D78"/>
       <w:sz w:val="24"/>
@@ -1562,10 +2585,16 @@
     </w:rPr>
   </w:style>
   <w:style w:type="paragraph" w:styleId="Heading4">
-    <w:name w:val="Heading 4"/>
+    <w:name w:val="heading 4"/>
     <w:basedOn w:val="Normal"/>
     <w:next w:val="Normal"/>
+    <w:uiPriority w:val="9"/>
+    <w:semiHidden/>
+    <w:unhideWhenUsed/>
     <w:qFormat/>
+    <w:pPr>
+      <w:outlineLvl w:val="3"/>
+    </w:pPr>
     <w:rPr>
       <w:i/>
       <w:iCs/>
@@ -1573,25 +2602,75 @@
     </w:rPr>
   </w:style>
   <w:style w:type="paragraph" w:styleId="Heading5">
-    <w:name w:val="Heading 5"/>
+    <w:name w:val="heading 5"/>
     <w:basedOn w:val="Normal"/>
     <w:next w:val="Normal"/>
+    <w:uiPriority w:val="9"/>
+    <w:semiHidden/>
+    <w:unhideWhenUsed/>
     <w:qFormat/>
+    <w:pPr>
+      <w:outlineLvl w:val="4"/>
+    </w:pPr>
     <w:rPr>
       <w:color w:val="2E74B5"/>
     </w:rPr>
   </w:style>
   <w:style w:type="paragraph" w:styleId="Heading6">
-    <w:name w:val="Heading 6"/>
+    <w:name w:val="heading 6"/>
     <w:basedOn w:val="Normal"/>
     <w:next w:val="Normal"/>
+    <w:uiPriority w:val="9"/>
+    <w:semiHidden/>
+    <w:unhideWhenUsed/>
     <w:qFormat/>
+    <w:pPr>
+      <w:outlineLvl w:val="5"/>
+    </w:pPr>
     <w:rPr>
       <w:color w:val="1F4D78"/>
     </w:rPr>
   </w:style>
-  <w:style w:type="paragraph" w:styleId="Strong">
-    <w:name w:val="Strong"/>
+  <w:style w:type="character" w:default="1" w:styleId="DefaultParagraphFont">
+    <w:name w:val="Default Paragraph Font"/>
+    <w:uiPriority w:val="1"/>
+    <w:semiHidden/>
+    <w:unhideWhenUsed/>
+  </w:style>
+  <w:style w:type="table" w:default="1" w:styleId="TableNormal">
+    <w:name w:val="Normal Table"/>
+    <w:uiPriority w:val="99"/>
+    <w:semiHidden/>
+    <w:unhideWhenUsed/>
+    <w:tblPr>
+      <w:tblInd w:w="0" w:type="dxa"/>
+      <w:tblCellMar>
+        <w:top w:w="0" w:type="dxa"/>
+        <w:left w:w="108" w:type="dxa"/>
+        <w:bottom w:w="0" w:type="dxa"/>
+        <w:right w:w="108" w:type="dxa"/>
+      </w:tblCellMar>
+    </w:tblPr>
+  </w:style>
+  <w:style w:type="numbering" w:default="1" w:styleId="NoList">
+    <w:name w:val="No List"/>
+    <w:uiPriority w:val="99"/>
+    <w:semiHidden/>
+    <w:unhideWhenUsed/>
+  </w:style>
+  <w:style w:type="paragraph" w:styleId="Title">
+    <w:name w:val="Title"/>
+    <w:basedOn w:val="Normal"/>
+    <w:next w:val="Normal"/>
+    <w:uiPriority w:val="10"/>
+    <w:qFormat/>
+    <w:rPr>
+      <w:sz w:val="56"/>
+      <w:szCs w:val="56"/>
+    </w:rPr>
+  </w:style>
+  <w:style w:type="paragraph" w:customStyle="1" w:styleId="Strong1">
+    <w:name w:val="Strong1"/>
     <w:basedOn w:val="Normal"/>
     <w:next w:val="Normal"/>
     <w:qFormat/>
@@ -1607,7 +2686,6 @@
   </w:style>
   <w:style w:type="character" w:styleId="Hyperlink">
     <w:name w:val="Hyperlink"/>
-    <w:basedOn w:val="DefaultParagraphFont"/>
     <w:uiPriority w:val="99"/>
     <w:unhideWhenUsed/>
     <w:rPr>
@@ -1617,7 +2695,6 @@
   </w:style>
   <w:style w:type="character" w:styleId="FootnoteReference">
     <w:name w:val="footnote reference"/>
-    <w:basedOn w:val="DefaultParagraphFont"/>
     <w:uiPriority w:val="99"/>
     <w:semiHidden/>
     <w:unhideWhenUsed/>
@@ -1632,17 +2709,9 @@
     <w:uiPriority w:val="99"/>
     <w:semiHidden/>
     <w:unhideWhenUsed/>
-    <w:pPr>
-      <w:spacing w:after="0" w:line="240" w:lineRule="auto"/>
-    </w:pPr>
-    <w:rPr>
-      <w:sz w:val="20"/>
-      <w:szCs w:val="20"/>
-    </w:rPr>
   </w:style>
-  <w:style w:type="character" w:styleId="FootnoteTextChar">
+  <w:style w:type="character" w:customStyle="1" w:styleId="FootnoteTextChar">
     <w:name w:val="Footnote Text Char"/>
-    <w:basedOn w:val="DefaultParagraphFont"/>
     <w:link w:val="FootnoteText"/>
     <w:uiPriority w:val="99"/>
     <w:semiHidden/>
@@ -1654,7 +2723,6 @@
   </w:style>
   <w:style w:type="character" w:styleId="EndnoteReference">
     <w:name w:val="endnote reference"/>
-    <w:basedOn w:val="DefaultParagraphFont"/>
     <w:uiPriority w:val="99"/>
     <w:semiHidden/>
     <w:unhideWhenUsed/>
@@ -1669,17 +2737,9 @@
     <w:uiPriority w:val="99"/>
     <w:semiHidden/>
     <w:unhideWhenUsed/>
-    <w:pPr>
-      <w:spacing w:after="0" w:line="240" w:lineRule="auto"/>
-    </w:pPr>
-    <w:rPr>
-      <w:sz w:val="20"/>
-      <w:szCs w:val="20"/>
-    </w:rPr>
   </w:style>
-  <w:style w:type="character" w:styleId="EndnoteTextChar">
+  <w:style w:type="character" w:customStyle="1" w:styleId="EndnoteTextChar">
     <w:name w:val="Endnote Text Char"/>
-    <w:basedOn w:val="DefaultParagraphFont"/>
     <w:link w:val="EndnoteText"/>
     <w:uiPriority w:val="99"/>
     <w:semiHidden/>
@@ -1844,7 +2904,7 @@
         <a:solidFill>
           <a:schemeClr val="phClr"/>
         </a:solidFill>
-        <a:gradFill rotWithShape="true">
+        <a:gradFill rotWithShape="1">
           <a:gsLst>
             <a:gs pos="0">
               <a:schemeClr val="phClr">
@@ -1868,9 +2928,9 @@
               </a:schemeClr>
             </a:gs>
           </a:gsLst>
-          <a:lin ang="5400000" scaled="false"/>
+          <a:lin ang="5400000" scaled="0"/>
         </a:gradFill>
-        <a:gradFill rotWithShape="true">
+        <a:gradFill rotWithShape="1">
           <a:gsLst>
             <a:gs pos="0">
               <a:schemeClr val="phClr">
@@ -1894,7 +2954,7 @@
               </a:schemeClr>
             </a:gs>
           </a:gsLst>
-          <a:lin ang="5400000" scaled="false"/>
+          <a:lin ang="5400000" scaled="0"/>
         </a:gradFill>
       </a:fillStyleLst>
       <a:lnStyleLst>
@@ -1929,7 +2989,7 @@
         </a:effectStyle>
         <a:effectStyle>
           <a:effectLst>
-            <a:outerShdw blurRad="57150" dist="19050" dir="5400000" algn="ctr" rotWithShape="false">
+            <a:outerShdw blurRad="57150" dist="19050" dir="5400000" algn="ctr" rotWithShape="0">
               <a:srgbClr val="000000">
                 <a:alpha val="63000"/>
               </a:srgbClr>
@@ -1947,7 +3007,7 @@
             <a:satMod val="170000"/>
           </a:schemeClr>
         </a:solidFill>
-        <a:gradFill rotWithShape="true">
+        <a:gradFill rotWithShape="1">
           <a:gsLst>
             <a:gs pos="0">
               <a:schemeClr val="phClr">
@@ -1972,7 +3032,7 @@
               </a:schemeClr>
             </a:gs>
           </a:gsLst>
-          <a:lin ang="5400000" scaled="false"/>
+          <a:lin ang="5400000" scaled="0"/>
         </a:gradFill>
       </a:bgFillStyleLst>
     </a:fmtScheme>
